--- a/pa/pa0.docx
+++ b/pa/pa0.docx
@@ -1,6 +1,6 @@
 
 <file path=word/document.xml><?xml version="1.0" encoding="utf-8"?>
-<w:document xmlns:mc="http://schemas.openxmlformats.org/markup-compatibility/2006" xmlns:o="urn:schemas-microsoft-com:office:office" xmlns:r="http://schemas.openxmlformats.org/officeDocument/2006/relationships" xmlns:m="http://schemas.openxmlformats.org/officeDocument/2006/math" xmlns:v="urn:schemas-microsoft-com:vml" xmlns:wp="http://schemas.openxmlformats.org/drawingml/2006/wordprocessingDrawing" xmlns:w10="urn:schemas-microsoft-com:office:word" xmlns:w="http://schemas.openxmlformats.org/wordprocessingml/2006/main" xmlns:wne="http://schemas.microsoft.com/office/word/2006/wordml" xmlns:sl="http://schemas.openxmlformats.org/schemaLibrary/2006/main" xmlns:a="http://schemas.openxmlformats.org/drawingml/2006/main" xmlns:pic="http://schemas.openxmlformats.org/drawingml/2006/picture" xmlns:c="http://schemas.openxmlformats.org/drawingml/2006/chart" xmlns:lc="http://schemas.openxmlformats.org/drawingml/2006/lockedCanvas" xmlns:dgm="http://schemas.openxmlformats.org/drawingml/2006/diagram" xmlns:wps="http://schemas.microsoft.com/office/word/2010/wordprocessingShape" xmlns:wpg="http://schemas.microsoft.com/office/word/2010/wordprocessingGroup" xmlns:w14="http://schemas.microsoft.com/office/word/2010/wordml" xmlns:w15="http://schemas.microsoft.com/office/word/2012/wordml" xmlns:w16="http://schemas.microsoft.com/office/word/2018/wordml" xmlns:w16cex="http://schemas.microsoft.com/office/word/2018/wordml/cex" xmlns:w16cid="http://schemas.microsoft.com/office/word/2016/wordml/cid" xmlns="http://schemas.microsoft.com/office/tasks/2019/documenttasks" xmlns:cr="http://schemas.microsoft.com/office/comments/2020/reactions">
+<w:document xmlns:wpc="http://schemas.microsoft.com/office/word/2010/wordprocessingCanvas" xmlns:cx="http://schemas.microsoft.com/office/drawing/2014/chartex" xmlns:cx1="http://schemas.microsoft.com/office/drawing/2015/9/8/chartex" xmlns:cx2="http://schemas.microsoft.com/office/drawing/2015/10/21/chartex" xmlns:cx3="http://schemas.microsoft.com/office/drawing/2016/5/9/chartex" xmlns:cx4="http://schemas.microsoft.com/office/drawing/2016/5/10/chartex" xmlns:cx5="http://schemas.microsoft.com/office/drawing/2016/5/11/chartex" xmlns:cx6="http://schemas.microsoft.com/office/drawing/2016/5/12/chartex" xmlns:cx7="http://schemas.microsoft.com/office/drawing/2016/5/13/chartex" xmlns:cx8="http://schemas.microsoft.com/office/drawing/2016/5/14/chartex" xmlns:mc="http://schemas.openxmlformats.org/markup-compatibility/2006" xmlns:aink="http://schemas.microsoft.com/office/drawing/2016/ink" xmlns:am3d="http://schemas.microsoft.com/office/drawing/2017/model3d" xmlns:o="urn:schemas-microsoft-com:office:office" xmlns:oel="http://schemas.microsoft.com/office/2019/extlst" xmlns:r="http://schemas.openxmlformats.org/officeDocument/2006/relationships" xmlns:m="http://schemas.openxmlformats.org/officeDocument/2006/math" xmlns:v="urn:schemas-microsoft-com:vml" xmlns:wp14="http://schemas.microsoft.com/office/word/2010/wordprocessingDrawing" xmlns:wp="http://schemas.openxmlformats.org/drawingml/2006/wordprocessingDrawing" xmlns:w10="urn:schemas-microsoft-com:office:word" xmlns:w="http://schemas.openxmlformats.org/wordprocessingml/2006/main" xmlns:w14="http://schemas.microsoft.com/office/word/2010/wordml" xmlns:w15="http://schemas.microsoft.com/office/word/2012/wordml" xmlns:w16cex="http://schemas.microsoft.com/office/word/2018/wordml/cex" xmlns:w16cid="http://schemas.microsoft.com/office/word/2016/wordml/cid" xmlns:w16="http://schemas.microsoft.com/office/word/2018/wordml" xmlns:w16du="http://schemas.microsoft.com/office/word/2023/wordml/word16du" xmlns:w16sdtdh="http://schemas.microsoft.com/office/word/2020/wordml/sdtdatahash" xmlns:w16sdtfl="http://schemas.microsoft.com/office/word/2024/wordml/sdtformatlock" xmlns:w16se="http://schemas.microsoft.com/office/word/2015/wordml/symex" xmlns:wpg="http://schemas.microsoft.com/office/word/2010/wordprocessingGroup" xmlns:wpi="http://schemas.microsoft.com/office/word/2010/wordprocessingInk" xmlns:wne="http://schemas.microsoft.com/office/word/2006/wordml" xmlns:wps="http://schemas.microsoft.com/office/word/2010/wordprocessingShape" mc:Ignorable="w14 w15 w16se w16cid w16 w16cex w16sdtdh w16sdtfl w16du wp14">
   <w:body>
     <w:p>
       <w:pPr>
@@ -14,23 +14,21 @@
         <w:rPr>
           <w:sz w:val="42"/>
           <w:szCs w:val="42"/>
-          <w:rtl w:val="0"/>
-        </w:rPr>
-        <w:t xml:space="preserve">Group 1:</w:t>
-      </w:r>
-    </w:p>
-    <w:p>
-      <w:pPr>
-        <w:rPr>
-          <w:sz w:val="30"/>
-          <w:szCs w:val="30"/>
-        </w:rPr>
-      </w:pPr>
-      <w:r>
-        <w:rPr>
-          <w:sz w:val="30"/>
-          <w:szCs w:val="30"/>
-          <w:rtl w:val="0"/>
+        </w:rPr>
+        <w:t>Group 1:</w:t>
+      </w:r>
+    </w:p>
+    <w:p>
+      <w:pPr>
+        <w:rPr>
+          <w:sz w:val="30"/>
+          <w:szCs w:val="30"/>
+        </w:rPr>
+      </w:pPr>
+      <w:r>
+        <w:rPr>
+          <w:sz w:val="30"/>
+          <w:szCs w:val="30"/>
         </w:rPr>
         <w:t xml:space="preserve">Members: </w:t>
       </w:r>
@@ -41,20 +39,17 @@
           <w:ilvl w:val="0"/>
           <w:numId w:val="1"/>
         </w:numPr>
-        <w:ind w:left="720" w:hanging="360"/>
-        <w:rPr>
-          <w:sz w:val="30"/>
-          <w:szCs w:val="30"/>
-          <w:u w:val="none"/>
-        </w:rPr>
-      </w:pPr>
-      <w:r>
-        <w:rPr>
-          <w:sz w:val="30"/>
-          <w:szCs w:val="30"/>
-          <w:rtl w:val="0"/>
-        </w:rPr>
-        <w:t xml:space="preserve">Lê Hoàng Ân</w:t>
+        <w:rPr>
+          <w:sz w:val="30"/>
+          <w:szCs w:val="30"/>
+        </w:rPr>
+      </w:pPr>
+      <w:r>
+        <w:rPr>
+          <w:sz w:val="30"/>
+          <w:szCs w:val="30"/>
+        </w:rPr>
+        <w:t>Lê Hoàng Ân</w:t>
       </w:r>
     </w:p>
     <w:p>
@@ -63,20 +58,17 @@
           <w:ilvl w:val="0"/>
           <w:numId w:val="1"/>
         </w:numPr>
-        <w:ind w:left="720" w:hanging="360"/>
-        <w:rPr>
-          <w:sz w:val="30"/>
-          <w:szCs w:val="30"/>
-          <w:u w:val="none"/>
-        </w:rPr>
-      </w:pPr>
-      <w:r>
-        <w:rPr>
-          <w:sz w:val="30"/>
-          <w:szCs w:val="30"/>
-          <w:rtl w:val="0"/>
-        </w:rPr>
-        <w:t xml:space="preserve">Lê Minh Nghĩa - 23125042</w:t>
+        <w:rPr>
+          <w:sz w:val="30"/>
+          <w:szCs w:val="30"/>
+        </w:rPr>
+      </w:pPr>
+      <w:r>
+        <w:rPr>
+          <w:sz w:val="30"/>
+          <w:szCs w:val="30"/>
+        </w:rPr>
+        <w:t>Lê Minh Nghĩa - 23125042</w:t>
       </w:r>
     </w:p>
     <w:p>
@@ -85,20 +77,17 @@
           <w:ilvl w:val="0"/>
           <w:numId w:val="1"/>
         </w:numPr>
-        <w:ind w:left="720" w:hanging="360"/>
-        <w:rPr>
-          <w:sz w:val="30"/>
-          <w:szCs w:val="30"/>
-          <w:u w:val="none"/>
-        </w:rPr>
-      </w:pPr>
-      <w:r>
-        <w:rPr>
-          <w:sz w:val="30"/>
-          <w:szCs w:val="30"/>
-          <w:rtl w:val="0"/>
-        </w:rPr>
-        <w:t xml:space="preserve">Hồ Nguyễn Đăng Khoa - 23125059</w:t>
+        <w:rPr>
+          <w:sz w:val="30"/>
+          <w:szCs w:val="30"/>
+        </w:rPr>
+      </w:pPr>
+      <w:r>
+        <w:rPr>
+          <w:sz w:val="30"/>
+          <w:szCs w:val="30"/>
+        </w:rPr>
+        <w:t>Hồ Nguyễn Đăng Khoa - 23125059</w:t>
       </w:r>
     </w:p>
     <w:p>
@@ -107,20 +96,17 @@
           <w:ilvl w:val="0"/>
           <w:numId w:val="1"/>
         </w:numPr>
-        <w:ind w:left="720" w:hanging="360"/>
-        <w:rPr>
-          <w:sz w:val="30"/>
-          <w:szCs w:val="30"/>
-          <w:u w:val="none"/>
-        </w:rPr>
-      </w:pPr>
-      <w:r>
-        <w:rPr>
-          <w:sz w:val="30"/>
-          <w:szCs w:val="30"/>
-          <w:rtl w:val="0"/>
-        </w:rPr>
-        <w:t xml:space="preserve">Bùi Lê Hoàng</w:t>
+        <w:rPr>
+          <w:sz w:val="30"/>
+          <w:szCs w:val="30"/>
+        </w:rPr>
+      </w:pPr>
+      <w:r>
+        <w:rPr>
+          <w:sz w:val="30"/>
+          <w:szCs w:val="30"/>
+        </w:rPr>
+        <w:t>Bùi Lê Hoàng</w:t>
       </w:r>
     </w:p>
     <w:p>
@@ -129,41 +115,33 @@
           <w:ilvl w:val="0"/>
           <w:numId w:val="1"/>
         </w:numPr>
-        <w:ind w:left="720" w:hanging="360"/>
-        <w:rPr>
-          <w:sz w:val="30"/>
-          <w:szCs w:val="30"/>
-          <w:u w:val="none"/>
-        </w:rPr>
-      </w:pPr>
-      <w:r>
-        <w:rPr>
-          <w:sz w:val="30"/>
-          <w:szCs w:val="30"/>
-          <w:rtl w:val="0"/>
-        </w:rPr>
-        <w:t xml:space="preserve">Cao Hoàng Nguyên</w:t>
-      </w:r>
-    </w:p>
-    <w:p>
-      <w:pPr>
-        <w:ind w:left="720" w:firstLine="0"/>
-        <w:rPr>
-          <w:sz w:val="30"/>
-          <w:szCs w:val="30"/>
-        </w:rPr>
-      </w:pPr>
-      <w:r>
-        <w:rPr>
-          <w:rtl w:val="0"/>
-        </w:rPr>
-      </w:r>
+        <w:rPr>
+          <w:sz w:val="30"/>
+          <w:szCs w:val="30"/>
+        </w:rPr>
+      </w:pPr>
+      <w:r>
+        <w:rPr>
+          <w:sz w:val="30"/>
+          <w:szCs w:val="30"/>
+        </w:rPr>
+        <w:t>Cao Hoàng Nguyên</w:t>
+      </w:r>
+    </w:p>
+    <w:p>
+      <w:pPr>
+        <w:ind w:left="720"/>
+        <w:rPr>
+          <w:sz w:val="30"/>
+          <w:szCs w:val="30"/>
+        </w:rPr>
+      </w:pPr>
     </w:p>
     <w:p>
       <w:pPr>
         <w:jc w:val="center"/>
         <w:rPr>
-          <w:b w:val="1"/>
+          <w:b/>
           <w:sz w:val="54"/>
           <w:szCs w:val="54"/>
         </w:rPr>
@@ -172,48 +150,40 @@
         <w:rPr>
           <w:sz w:val="54"/>
           <w:szCs w:val="54"/>
-          <w:rtl w:val="0"/>
         </w:rPr>
         <w:t xml:space="preserve">Tên app: </w:t>
       </w:r>
       <w:r>
         <w:rPr>
-          <w:b w:val="1"/>
+          <w:b/>
           <w:sz w:val="54"/>
           <w:szCs w:val="54"/>
-          <w:rtl w:val="0"/>
-        </w:rPr>
-        <w:t xml:space="preserve">VietLedgr</w:t>
+        </w:rPr>
+        <w:t>VietLedgr</w:t>
       </w:r>
     </w:p>
     <w:p>
       <w:pPr>
         <w:jc w:val="center"/>
         <w:rPr>
-          <w:b w:val="1"/>
+          <w:b/>
           <w:sz w:val="54"/>
           <w:szCs w:val="54"/>
         </w:rPr>
       </w:pPr>
-      <w:r>
-        <w:rPr>
-          <w:rtl w:val="0"/>
-        </w:rPr>
-      </w:r>
-    </w:p>
-    <w:p>
-      <w:pPr>
-        <w:rPr>
-          <w:sz w:val="30"/>
-          <w:szCs w:val="30"/>
-        </w:rPr>
-      </w:pPr>
-      <w:r>
-        <w:rPr>
-          <w:b w:val="1"/>
-          <w:sz w:val="30"/>
-          <w:szCs w:val="30"/>
-          <w:rtl w:val="0"/>
+    </w:p>
+    <w:p>
+      <w:pPr>
+        <w:rPr>
+          <w:sz w:val="30"/>
+          <w:szCs w:val="30"/>
+        </w:rPr>
+      </w:pPr>
+      <w:r>
+        <w:rPr>
+          <w:b/>
+          <w:sz w:val="30"/>
+          <w:szCs w:val="30"/>
         </w:rPr>
         <w:t xml:space="preserve">Short description: </w:t>
       </w:r>
@@ -221,32 +191,29 @@
         <w:rPr>
           <w:sz w:val="30"/>
           <w:szCs w:val="30"/>
-          <w:rtl w:val="0"/>
-        </w:rPr>
-        <w:t xml:space="preserve">Smart retail management platform</w:t>
-      </w:r>
-    </w:p>
-    <w:p>
-      <w:pPr>
-        <w:rPr>
-          <w:sz w:val="30"/>
-          <w:szCs w:val="30"/>
-        </w:rPr>
-      </w:pPr>
-      <w:r>
-        <w:rPr>
-          <w:b w:val="1"/>
-          <w:sz w:val="30"/>
-          <w:szCs w:val="30"/>
-          <w:rtl w:val="0"/>
-        </w:rPr>
-        <w:t xml:space="preserve">Target User:</w:t>
-      </w:r>
-      <w:r>
-        <w:rPr>
-          <w:sz w:val="30"/>
-          <w:szCs w:val="30"/>
-          <w:rtl w:val="0"/>
+        </w:rPr>
+        <w:t>Smart retail management platform</w:t>
+      </w:r>
+    </w:p>
+    <w:p>
+      <w:pPr>
+        <w:rPr>
+          <w:sz w:val="30"/>
+          <w:szCs w:val="30"/>
+        </w:rPr>
+      </w:pPr>
+      <w:r>
+        <w:rPr>
+          <w:b/>
+          <w:sz w:val="30"/>
+          <w:szCs w:val="30"/>
+        </w:rPr>
+        <w:t>Target User:</w:t>
+      </w:r>
+      <w:r>
+        <w:rPr>
+          <w:sz w:val="30"/>
+          <w:szCs w:val="30"/>
         </w:rPr>
         <w:t xml:space="preserve"> Small/medium business enterprise; For both owners and employees.</w:t>
       </w:r>
@@ -260,34 +227,51 @@
       </w:pPr>
       <w:r>
         <w:rPr>
-          <w:b w:val="1"/>
-          <w:sz w:val="30"/>
-          <w:szCs w:val="30"/>
-          <w:rtl w:val="0"/>
-        </w:rPr>
-        <w:t xml:space="preserve">Environment</w:t>
-      </w:r>
-      <w:r>
-        <w:rPr>
-          <w:sz w:val="30"/>
-          <w:szCs w:val="30"/>
-          <w:rtl w:val="0"/>
-        </w:rPr>
-        <w:t xml:space="preserve">: Web application (React), possible React-native implementation for mobile. Postgresql, FastAPI for backend.</w:t>
-      </w:r>
-    </w:p>
-    <w:p>
-      <w:pPr>
-        <w:rPr>
-          <w:sz w:val="30"/>
-          <w:szCs w:val="30"/>
-        </w:rPr>
-      </w:pPr>
-      <w:r>
-        <w:rPr>
-          <w:rtl w:val="0"/>
-        </w:rPr>
-      </w:r>
+          <w:b/>
+          <w:bCs/>
+          <w:sz w:val="30"/>
+          <w:szCs w:val="30"/>
+        </w:rPr>
+        <w:t>Timeframe</w:t>
+      </w:r>
+      <w:r>
+        <w:rPr>
+          <w:sz w:val="30"/>
+          <w:szCs w:val="30"/>
+        </w:rPr>
+        <w:t>: 10 weeks.</w:t>
+      </w:r>
+    </w:p>
+    <w:p>
+      <w:pPr>
+        <w:rPr>
+          <w:sz w:val="30"/>
+          <w:szCs w:val="30"/>
+        </w:rPr>
+      </w:pPr>
+      <w:r>
+        <w:rPr>
+          <w:b/>
+          <w:sz w:val="30"/>
+          <w:szCs w:val="30"/>
+        </w:rPr>
+        <w:t>Environment</w:t>
+      </w:r>
+      <w:r>
+        <w:rPr>
+          <w:sz w:val="30"/>
+          <w:szCs w:val="30"/>
+        </w:rPr>
+        <w:t>: Web application (React), possible React-native implementation for mobile. Postgresql, FastAPI for backend.</w:t>
+      </w:r>
+    </w:p>
+    <w:p>
+      <w:pPr>
+        <w:rPr>
+          <w:sz w:val="30"/>
+          <w:szCs w:val="30"/>
+        </w:rPr>
+      </w:pPr>
     </w:p>
     <w:p>
       <w:pPr>
@@ -296,40 +280,28 @@
           <w:szCs w:val="36"/>
         </w:rPr>
       </w:pPr>
-      <w:r>
-        <w:rPr>
-          <w:rtl w:val="0"/>
-        </w:rPr>
-      </w:r>
-    </w:p>
-    <w:p>
-      <w:pPr>
-        <w:rPr>
-          <w:sz w:val="30"/>
-          <w:szCs w:val="30"/>
-        </w:rPr>
-      </w:pPr>
-      <w:r>
-        <w:rPr>
-          <w:b w:val="1"/>
+    </w:p>
+    <w:p>
+      <w:pPr>
+        <w:rPr>
+          <w:sz w:val="30"/>
+          <w:szCs w:val="30"/>
+        </w:rPr>
+      </w:pPr>
+      <w:r>
+        <w:rPr>
+          <w:b/>
           <w:sz w:val="36"/>
           <w:szCs w:val="36"/>
-          <w:rtl w:val="0"/>
-        </w:rPr>
-        <w:t xml:space="preserve">Key features</w:t>
+        </w:rPr>
+        <w:t>Key features</w:t>
       </w:r>
       <w:r>
         <w:rPr>
           <w:sz w:val="36"/>
           <w:szCs w:val="36"/>
-          <w:rtl w:val="0"/>
-        </w:rPr>
-        <w:t xml:space="preserve">:</w:t>
-      </w:r>
-      <w:r>
-        <w:rPr>
-          <w:rtl w:val="0"/>
-        </w:rPr>
+        </w:rPr>
+        <w:t>:</w:t>
       </w:r>
     </w:p>
     <w:p>
@@ -337,28 +309,22 @@
         <w:pStyle w:val="Heading3"/>
         <w:keepNext w:val="0"/>
         <w:keepLines w:val="0"/>
-        <w:spacing w:before="280" w:lineRule="auto"/>
+        <w:spacing w:before="280"/>
         <w:rPr>
           <w:sz w:val="38"/>
           <w:szCs w:val="38"/>
         </w:rPr>
       </w:pPr>
-      <w:bookmarkStart w:colFirst="0" w:colLast="0" w:name="_sjozl3spreyc" w:id="0"/>
+      <w:bookmarkStart w:id="0" w:name="_sjozl3spreyc" w:colFirst="0" w:colLast="0"/>
       <w:bookmarkEnd w:id="0"/>
       <w:r>
         <w:rPr>
-          <w:b w:val="1"/>
+          <w:b/>
           <w:color w:val="000000"/>
           <w:sz w:val="34"/>
           <w:szCs w:val="34"/>
-          <w:rtl w:val="0"/>
-        </w:rPr>
-        <w:t xml:space="preserve">1. Inventory &amp; Stock Management</w:t>
-      </w:r>
-      <w:r>
-        <w:rPr>
-          <w:rtl w:val="0"/>
-        </w:rPr>
+        </w:rPr>
+        <w:t>1. Inventory &amp; Stock Management</w:t>
       </w:r>
     </w:p>
     <w:p>
@@ -367,27 +333,24 @@
           <w:ilvl w:val="0"/>
           <w:numId w:val="6"/>
         </w:numPr>
-        <w:spacing w:after="0" w:afterAutospacing="0" w:before="240" w:lineRule="auto"/>
-        <w:ind w:left="720" w:hanging="360"/>
-        <w:rPr>
-          <w:sz w:val="30"/>
-          <w:szCs w:val="30"/>
-        </w:rPr>
-      </w:pPr>
-      <w:r>
-        <w:rPr>
-          <w:b w:val="1"/>
-          <w:sz w:val="30"/>
-          <w:szCs w:val="30"/>
-          <w:rtl w:val="0"/>
-        </w:rPr>
-        <w:t xml:space="preserve">Real-time Stock Tracking:</w:t>
-      </w:r>
-      <w:r>
-        <w:rPr>
-          <w:sz w:val="30"/>
-          <w:szCs w:val="30"/>
-          <w:rtl w:val="0"/>
+        <w:spacing w:before="240"/>
+        <w:rPr>
+          <w:sz w:val="30"/>
+          <w:szCs w:val="30"/>
+        </w:rPr>
+      </w:pPr>
+      <w:r>
+        <w:rPr>
+          <w:b/>
+          <w:sz w:val="30"/>
+          <w:szCs w:val="30"/>
+        </w:rPr>
+        <w:t>Real-time Stock Tracking:</w:t>
+      </w:r>
+      <w:r>
+        <w:rPr>
+          <w:sz w:val="30"/>
+          <w:szCs w:val="30"/>
         </w:rPr>
         <w:t xml:space="preserve"> Automatically updates when sales or restocks occur.</w:t>
       </w:r>
@@ -398,27 +361,23 @@
           <w:ilvl w:val="0"/>
           <w:numId w:val="6"/>
         </w:numPr>
-        <w:spacing w:after="0" w:afterAutospacing="0" w:before="0" w:beforeAutospacing="0" w:lineRule="auto"/>
-        <w:ind w:left="720" w:hanging="360"/>
-        <w:rPr>
-          <w:sz w:val="30"/>
-          <w:szCs w:val="30"/>
-        </w:rPr>
-      </w:pPr>
-      <w:r>
-        <w:rPr>
-          <w:b w:val="1"/>
-          <w:sz w:val="30"/>
-          <w:szCs w:val="30"/>
-          <w:rtl w:val="0"/>
-        </w:rPr>
-        <w:t xml:space="preserve">Low Stock Alerts:</w:t>
-      </w:r>
-      <w:r>
-        <w:rPr>
-          <w:sz w:val="30"/>
-          <w:szCs w:val="30"/>
-          <w:rtl w:val="0"/>
+        <w:rPr>
+          <w:sz w:val="30"/>
+          <w:szCs w:val="30"/>
+        </w:rPr>
+      </w:pPr>
+      <w:r>
+        <w:rPr>
+          <w:b/>
+          <w:sz w:val="30"/>
+          <w:szCs w:val="30"/>
+        </w:rPr>
+        <w:t>Low Stock Alerts:</w:t>
+      </w:r>
+      <w:r>
+        <w:rPr>
+          <w:sz w:val="30"/>
+          <w:szCs w:val="30"/>
         </w:rPr>
         <w:t xml:space="preserve"> Prediction of stock shortages before they happen (using sales velocity, supplier lead time).</w:t>
       </w:r>
@@ -429,27 +388,23 @@
           <w:ilvl w:val="0"/>
           <w:numId w:val="6"/>
         </w:numPr>
-        <w:spacing w:after="0" w:afterAutospacing="0" w:before="0" w:beforeAutospacing="0" w:lineRule="auto"/>
-        <w:ind w:left="720" w:hanging="360"/>
-        <w:rPr>
-          <w:sz w:val="30"/>
-          <w:szCs w:val="30"/>
-        </w:rPr>
-      </w:pPr>
-      <w:r>
-        <w:rPr>
-          <w:b w:val="1"/>
-          <w:sz w:val="30"/>
-          <w:szCs w:val="30"/>
-          <w:rtl w:val="0"/>
-        </w:rPr>
-        <w:t xml:space="preserve">Expiration Date Monitoring:</w:t>
-      </w:r>
-      <w:r>
-        <w:rPr>
-          <w:sz w:val="30"/>
-          <w:szCs w:val="30"/>
-          <w:rtl w:val="0"/>
+        <w:rPr>
+          <w:sz w:val="30"/>
+          <w:szCs w:val="30"/>
+        </w:rPr>
+      </w:pPr>
+      <w:r>
+        <w:rPr>
+          <w:b/>
+          <w:sz w:val="30"/>
+          <w:szCs w:val="30"/>
+        </w:rPr>
+        <w:t>Expiration Date Monitoring:</w:t>
+      </w:r>
+      <w:r>
+        <w:rPr>
+          <w:sz w:val="30"/>
+          <w:szCs w:val="30"/>
         </w:rPr>
         <w:t xml:space="preserve"> For perishable goods — system flags near-expiry items and suggests discounts or promotions to clear them.</w:t>
       </w:r>
@@ -460,27 +415,24 @@
           <w:ilvl w:val="0"/>
           <w:numId w:val="6"/>
         </w:numPr>
-        <w:spacing w:after="0" w:afterAutospacing="0" w:before="0" w:beforeAutospacing="0" w:lineRule="auto"/>
-        <w:ind w:left="720" w:hanging="360"/>
-        <w:rPr>
-          <w:sz w:val="30"/>
-          <w:szCs w:val="30"/>
-        </w:rPr>
-      </w:pPr>
-      <w:r>
-        <w:rPr>
-          <w:b w:val="1"/>
-          <w:sz w:val="30"/>
-          <w:szCs w:val="30"/>
-          <w:rtl w:val="0"/>
-        </w:rPr>
-        <w:t xml:space="preserve">(Potential): Batch &amp; Lot Tracking:</w:t>
-      </w:r>
-      <w:r>
-        <w:rPr>
-          <w:sz w:val="30"/>
-          <w:szCs w:val="30"/>
-          <w:rtl w:val="0"/>
+        <w:rPr>
+          <w:sz w:val="30"/>
+          <w:szCs w:val="30"/>
+        </w:rPr>
+      </w:pPr>
+      <w:r>
+        <w:rPr>
+          <w:b/>
+          <w:sz w:val="30"/>
+          <w:szCs w:val="30"/>
+        </w:rPr>
+        <w:lastRenderedPageBreak/>
+        <w:t>(Potential): Batch &amp; Lot Tracking:</w:t>
+      </w:r>
+      <w:r>
+        <w:rPr>
+          <w:sz w:val="30"/>
+          <w:szCs w:val="30"/>
         </w:rPr>
         <w:t xml:space="preserve"> Essential for recalls or quality control (especially if scale to enterprise clients).</w:t>
       </w:r>
@@ -491,27 +443,24 @@
           <w:ilvl w:val="0"/>
           <w:numId w:val="6"/>
         </w:numPr>
-        <w:spacing w:after="240" w:before="0" w:beforeAutospacing="0" w:lineRule="auto"/>
-        <w:ind w:left="720" w:hanging="360"/>
-        <w:rPr>
-          <w:sz w:val="30"/>
-          <w:szCs w:val="30"/>
-        </w:rPr>
-      </w:pPr>
-      <w:r>
-        <w:rPr>
-          <w:b w:val="1"/>
-          <w:sz w:val="30"/>
-          <w:szCs w:val="30"/>
-          <w:rtl w:val="0"/>
-        </w:rPr>
-        <w:t xml:space="preserve">(Potential): Supplier Integration:</w:t>
-      </w:r>
-      <w:r>
-        <w:rPr>
-          <w:sz w:val="30"/>
-          <w:szCs w:val="30"/>
-          <w:rtl w:val="0"/>
+        <w:spacing w:after="240"/>
+        <w:rPr>
+          <w:sz w:val="30"/>
+          <w:szCs w:val="30"/>
+        </w:rPr>
+      </w:pPr>
+      <w:r>
+        <w:rPr>
+          <w:b/>
+          <w:sz w:val="30"/>
+          <w:szCs w:val="30"/>
+        </w:rPr>
+        <w:t>(Potential): Supplier Integration:</w:t>
+      </w:r>
+      <w:r>
+        <w:rPr>
+          <w:sz w:val="30"/>
+          <w:szCs w:val="30"/>
         </w:rPr>
         <w:t xml:space="preserve"> Streamlined restocking workflows with supplier APIs or manual requests.</w:t>
       </w:r>
@@ -521,28 +470,22 @@
         <w:pStyle w:val="Heading3"/>
         <w:keepNext w:val="0"/>
         <w:keepLines w:val="0"/>
-        <w:spacing w:before="280" w:lineRule="auto"/>
-        <w:rPr>
-          <w:sz w:val="30"/>
-          <w:szCs w:val="30"/>
-        </w:rPr>
-      </w:pPr>
-      <w:bookmarkStart w:colFirst="0" w:colLast="0" w:name="_4pgkgfx0osqm" w:id="1"/>
+        <w:spacing w:before="280"/>
+        <w:rPr>
+          <w:sz w:val="30"/>
+          <w:szCs w:val="30"/>
+        </w:rPr>
+      </w:pPr>
+      <w:bookmarkStart w:id="1" w:name="_4pgkgfx0osqm" w:colFirst="0" w:colLast="0"/>
       <w:bookmarkEnd w:id="1"/>
       <w:r>
         <w:rPr>
-          <w:b w:val="1"/>
+          <w:b/>
           <w:color w:val="000000"/>
           <w:sz w:val="34"/>
           <w:szCs w:val="34"/>
-          <w:rtl w:val="0"/>
-        </w:rPr>
-        <w:t xml:space="preserve">2. Transaction Ledger (Immutable Bookkeeping)</w:t>
-      </w:r>
-      <w:r>
-        <w:rPr>
-          <w:rtl w:val="0"/>
-        </w:rPr>
+        </w:rPr>
+        <w:t>2. Transaction Ledger (Immutable Bookkeeping)</w:t>
       </w:r>
     </w:p>
     <w:p>
@@ -551,27 +494,24 @@
           <w:ilvl w:val="0"/>
           <w:numId w:val="3"/>
         </w:numPr>
-        <w:spacing w:after="0" w:afterAutospacing="0" w:before="240" w:lineRule="auto"/>
-        <w:ind w:left="720" w:hanging="360"/>
-        <w:rPr>
-          <w:sz w:val="30"/>
-          <w:szCs w:val="30"/>
-        </w:rPr>
-      </w:pPr>
-      <w:r>
-        <w:rPr>
-          <w:b w:val="1"/>
-          <w:sz w:val="30"/>
-          <w:szCs w:val="30"/>
-          <w:rtl w:val="0"/>
-        </w:rPr>
-        <w:t xml:space="preserve">Immutable Ledger:</w:t>
-      </w:r>
-      <w:r>
-        <w:rPr>
-          <w:sz w:val="30"/>
-          <w:szCs w:val="30"/>
-          <w:rtl w:val="0"/>
+        <w:spacing w:before="240"/>
+        <w:rPr>
+          <w:sz w:val="30"/>
+          <w:szCs w:val="30"/>
+        </w:rPr>
+      </w:pPr>
+      <w:r>
+        <w:rPr>
+          <w:b/>
+          <w:sz w:val="30"/>
+          <w:szCs w:val="30"/>
+        </w:rPr>
+        <w:t>Immutable Ledger:</w:t>
+      </w:r>
+      <w:r>
+        <w:rPr>
+          <w:sz w:val="30"/>
+          <w:szCs w:val="30"/>
         </w:rPr>
         <w:t xml:space="preserve"> Every sale, expense, or adjustment is automatically logged with timestamp, user ID, and device ID.</w:t>
       </w:r>
@@ -582,44 +522,38 @@
           <w:ilvl w:val="0"/>
           <w:numId w:val="3"/>
         </w:numPr>
-        <w:spacing w:after="0" w:afterAutospacing="0" w:before="0" w:beforeAutospacing="0" w:lineRule="auto"/>
-        <w:ind w:left="720" w:hanging="360"/>
-        <w:rPr>
-          <w:sz w:val="30"/>
-          <w:szCs w:val="30"/>
-        </w:rPr>
-      </w:pPr>
-      <w:r>
-        <w:rPr>
-          <w:b w:val="1"/>
-          <w:sz w:val="30"/>
-          <w:szCs w:val="30"/>
-          <w:rtl w:val="0"/>
-        </w:rPr>
-        <w:t xml:space="preserve">No Manual Deletion:</w:t>
-      </w:r>
-      <w:r>
-        <w:rPr>
-          <w:sz w:val="30"/>
-          <w:szCs w:val="30"/>
-          <w:rtl w:val="0"/>
+        <w:rPr>
+          <w:sz w:val="30"/>
+          <w:szCs w:val="30"/>
+        </w:rPr>
+      </w:pPr>
+      <w:r>
+        <w:rPr>
+          <w:b/>
+          <w:sz w:val="30"/>
+          <w:szCs w:val="30"/>
+        </w:rPr>
+        <w:t>No Manual Deletion:</w:t>
+      </w:r>
+      <w:r>
+        <w:rPr>
+          <w:sz w:val="30"/>
+          <w:szCs w:val="30"/>
         </w:rPr>
         <w:t xml:space="preserve"> Transactions can be </w:t>
       </w:r>
       <w:r>
         <w:rPr>
-          <w:i w:val="1"/>
-          <w:sz w:val="30"/>
-          <w:szCs w:val="30"/>
-          <w:rtl w:val="0"/>
-        </w:rPr>
-        <w:t xml:space="preserve">reversed</w:t>
-      </w:r>
-      <w:r>
-        <w:rPr>
-          <w:sz w:val="30"/>
-          <w:szCs w:val="30"/>
-          <w:rtl w:val="0"/>
+          <w:i/>
+          <w:sz w:val="30"/>
+          <w:szCs w:val="30"/>
+        </w:rPr>
+        <w:t>reversed</w:t>
+      </w:r>
+      <w:r>
+        <w:rPr>
+          <w:sz w:val="30"/>
+          <w:szCs w:val="30"/>
         </w:rPr>
         <w:t xml:space="preserve"> but never deleted or overwritten. Prevent fraud and stealing.</w:t>
       </w:r>
@@ -630,27 +564,23 @@
           <w:ilvl w:val="0"/>
           <w:numId w:val="3"/>
         </w:numPr>
-        <w:spacing w:after="0" w:afterAutospacing="0" w:before="0" w:beforeAutospacing="0" w:lineRule="auto"/>
-        <w:ind w:left="720" w:hanging="360"/>
-        <w:rPr>
-          <w:sz w:val="30"/>
-          <w:szCs w:val="30"/>
-        </w:rPr>
-      </w:pPr>
-      <w:r>
-        <w:rPr>
-          <w:b w:val="1"/>
-          <w:sz w:val="30"/>
-          <w:szCs w:val="30"/>
-          <w:rtl w:val="0"/>
-        </w:rPr>
-        <w:t xml:space="preserve">Linked Inventory Movement:</w:t>
-      </w:r>
-      <w:r>
-        <w:rPr>
-          <w:sz w:val="30"/>
-          <w:szCs w:val="30"/>
-          <w:rtl w:val="0"/>
+        <w:rPr>
+          <w:sz w:val="30"/>
+          <w:szCs w:val="30"/>
+        </w:rPr>
+      </w:pPr>
+      <w:r>
+        <w:rPr>
+          <w:b/>
+          <w:sz w:val="30"/>
+          <w:szCs w:val="30"/>
+        </w:rPr>
+        <w:t>Linked Inventory Movement:</w:t>
+      </w:r>
+      <w:r>
+        <w:rPr>
+          <w:sz w:val="30"/>
+          <w:szCs w:val="30"/>
         </w:rPr>
         <w:t xml:space="preserve"> Every stock change corresponds to a financial record (no “ghost” stock loss).</w:t>
       </w:r>
@@ -661,46 +591,40 @@
           <w:ilvl w:val="0"/>
           <w:numId w:val="3"/>
         </w:numPr>
-        <w:spacing w:after="0" w:afterAutospacing="0" w:before="0" w:beforeAutospacing="0" w:lineRule="auto"/>
-        <w:ind w:left="720" w:hanging="360"/>
-        <w:rPr>
-          <w:sz w:val="30"/>
-          <w:szCs w:val="30"/>
-        </w:rPr>
-      </w:pPr>
-      <w:r>
-        <w:rPr>
-          <w:b w:val="1"/>
-          <w:sz w:val="30"/>
-          <w:szCs w:val="30"/>
-          <w:rtl w:val="0"/>
-        </w:rPr>
-        <w:t xml:space="preserve">Audit Mode:</w:t>
-      </w:r>
-      <w:r>
-        <w:rPr>
-          <w:sz w:val="30"/>
-          <w:szCs w:val="30"/>
-          <w:rtl w:val="0"/>
+        <w:rPr>
+          <w:sz w:val="30"/>
+          <w:szCs w:val="30"/>
+        </w:rPr>
+      </w:pPr>
+      <w:r>
+        <w:rPr>
+          <w:b/>
+          <w:sz w:val="30"/>
+          <w:szCs w:val="30"/>
+        </w:rPr>
+        <w:t>Audit Mode:</w:t>
+      </w:r>
+      <w:r>
+        <w:rPr>
+          <w:sz w:val="30"/>
+          <w:szCs w:val="30"/>
         </w:rPr>
         <w:t xml:space="preserve"> Authorized managers can export or review every transaction chain to see </w:t>
       </w:r>
       <w:r>
         <w:rPr>
-          <w:i w:val="1"/>
-          <w:sz w:val="30"/>
-          <w:szCs w:val="30"/>
-          <w:rtl w:val="0"/>
-        </w:rPr>
-        <w:t xml:space="preserve">who did what, when, and why</w:t>
-      </w:r>
-      <w:r>
-        <w:rPr>
-          <w:sz w:val="30"/>
-          <w:szCs w:val="30"/>
-          <w:rtl w:val="0"/>
-        </w:rPr>
-        <w:t xml:space="preserve">.</w:t>
+          <w:i/>
+          <w:sz w:val="30"/>
+          <w:szCs w:val="30"/>
+        </w:rPr>
+        <w:t>who did what, when, and why</w:t>
+      </w:r>
+      <w:r>
+        <w:rPr>
+          <w:sz w:val="30"/>
+          <w:szCs w:val="30"/>
+        </w:rPr>
+        <w:t>.</w:t>
       </w:r>
     </w:p>
     <w:p>
@@ -709,28 +633,24 @@
           <w:ilvl w:val="0"/>
           <w:numId w:val="3"/>
         </w:numPr>
-        <w:spacing w:after="240" w:before="0" w:beforeAutospacing="0" w:lineRule="auto"/>
-        <w:ind w:left="720" w:hanging="360"/>
-        <w:rPr>
-          <w:sz w:val="30"/>
-          <w:szCs w:val="30"/>
-          <w:u w:val="none"/>
-        </w:rPr>
-      </w:pPr>
-      <w:r>
-        <w:rPr>
-          <w:b w:val="1"/>
-          <w:sz w:val="30"/>
-          <w:szCs w:val="30"/>
-          <w:rtl w:val="0"/>
-        </w:rPr>
-        <w:t xml:space="preserve">User Roles:</w:t>
-      </w:r>
-      <w:r>
-        <w:rPr>
-          <w:sz w:val="30"/>
-          <w:szCs w:val="30"/>
-          <w:rtl w:val="0"/>
+        <w:spacing w:after="240"/>
+        <w:rPr>
+          <w:sz w:val="30"/>
+          <w:szCs w:val="30"/>
+        </w:rPr>
+      </w:pPr>
+      <w:r>
+        <w:rPr>
+          <w:b/>
+          <w:sz w:val="30"/>
+          <w:szCs w:val="30"/>
+        </w:rPr>
+        <w:t>User Roles:</w:t>
+      </w:r>
+      <w:r>
+        <w:rPr>
+          <w:sz w:val="30"/>
+          <w:szCs w:val="30"/>
         </w:rPr>
         <w:t xml:space="preserve"> Cashier, Manager, Accountant, Admin — each with explicit permissions.</w:t>
       </w:r>
@@ -740,29 +660,23 @@
         <w:pStyle w:val="Heading3"/>
         <w:keepNext w:val="0"/>
         <w:keepLines w:val="0"/>
-        <w:spacing w:before="280" w:lineRule="auto"/>
-        <w:rPr>
-          <w:sz w:val="30"/>
-          <w:szCs w:val="30"/>
-        </w:rPr>
-      </w:pPr>
-      <w:bookmarkStart w:colFirst="0" w:colLast="0" w:name="_833uugpx9hgs" w:id="2"/>
+        <w:spacing w:before="280"/>
+        <w:rPr>
+          <w:sz w:val="30"/>
+          <w:szCs w:val="30"/>
+        </w:rPr>
+      </w:pPr>
+      <w:bookmarkStart w:id="2" w:name="_833uugpx9hgs" w:colFirst="0" w:colLast="0"/>
       <w:bookmarkEnd w:id="2"/>
       <w:r>
         <w:rPr>
-          <w:b w:val="1"/>
+          <w:b/>
           <w:color w:val="000000"/>
           <w:sz w:val="34"/>
           <w:szCs w:val="34"/>
-          <w:rtl w:val="0"/>
         </w:rPr>
         <w:t xml:space="preserve">3. UX/UI </w:t>
       </w:r>
-      <w:r>
-        <w:rPr>
-          <w:rtl w:val="0"/>
-        </w:rPr>
-      </w:r>
     </w:p>
     <w:p>
       <w:pPr>
@@ -770,27 +684,24 @@
           <w:ilvl w:val="0"/>
           <w:numId w:val="2"/>
         </w:numPr>
-        <w:spacing w:after="0" w:afterAutospacing="0" w:before="240" w:lineRule="auto"/>
-        <w:ind w:left="720" w:hanging="360"/>
-        <w:rPr>
-          <w:sz w:val="30"/>
-          <w:szCs w:val="30"/>
-        </w:rPr>
-      </w:pPr>
-      <w:r>
-        <w:rPr>
-          <w:b w:val="1"/>
-          <w:sz w:val="30"/>
-          <w:szCs w:val="30"/>
-          <w:rtl w:val="0"/>
-        </w:rPr>
-        <w:t xml:space="preserve">Smart Search &amp; Auto-Completion:</w:t>
-      </w:r>
-      <w:r>
-        <w:rPr>
-          <w:sz w:val="30"/>
-          <w:szCs w:val="30"/>
-          <w:rtl w:val="0"/>
+        <w:spacing w:before="240"/>
+        <w:rPr>
+          <w:sz w:val="30"/>
+          <w:szCs w:val="30"/>
+        </w:rPr>
+      </w:pPr>
+      <w:r>
+        <w:rPr>
+          <w:b/>
+          <w:sz w:val="30"/>
+          <w:szCs w:val="30"/>
+        </w:rPr>
+        <w:t>Smart Search &amp; Auto-Completion:</w:t>
+      </w:r>
+      <w:r>
+        <w:rPr>
+          <w:sz w:val="30"/>
+          <w:szCs w:val="30"/>
         </w:rPr>
         <w:t xml:space="preserve"> Predictive product search (by name, category, or barcode).</w:t>
       </w:r>
@@ -801,27 +712,23 @@
           <w:ilvl w:val="0"/>
           <w:numId w:val="2"/>
         </w:numPr>
-        <w:spacing w:after="0" w:afterAutospacing="0" w:before="0" w:beforeAutospacing="0" w:lineRule="auto"/>
-        <w:ind w:left="720" w:hanging="360"/>
-        <w:rPr>
-          <w:sz w:val="30"/>
-          <w:szCs w:val="30"/>
-        </w:rPr>
-      </w:pPr>
-      <w:r>
-        <w:rPr>
-          <w:b w:val="1"/>
-          <w:sz w:val="30"/>
-          <w:szCs w:val="30"/>
-          <w:rtl w:val="0"/>
-        </w:rPr>
-        <w:t xml:space="preserve">Adaptive Dashboard:</w:t>
-      </w:r>
-      <w:r>
-        <w:rPr>
-          <w:sz w:val="30"/>
-          <w:szCs w:val="30"/>
-          <w:rtl w:val="0"/>
+        <w:rPr>
+          <w:sz w:val="30"/>
+          <w:szCs w:val="30"/>
+        </w:rPr>
+      </w:pPr>
+      <w:r>
+        <w:rPr>
+          <w:b/>
+          <w:sz w:val="30"/>
+          <w:szCs w:val="30"/>
+        </w:rPr>
+        <w:t>Adaptive Dashboard:</w:t>
+      </w:r>
+      <w:r>
+        <w:rPr>
+          <w:sz w:val="30"/>
+          <w:szCs w:val="30"/>
         </w:rPr>
         <w:t xml:space="preserve"> Personalized interface depending on role and behavior.</w:t>
       </w:r>
@@ -832,27 +739,23 @@
           <w:ilvl w:val="0"/>
           <w:numId w:val="2"/>
         </w:numPr>
-        <w:spacing w:after="0" w:afterAutospacing="0" w:before="0" w:beforeAutospacing="0" w:lineRule="auto"/>
-        <w:ind w:left="720" w:hanging="360"/>
-        <w:rPr>
-          <w:sz w:val="30"/>
-          <w:szCs w:val="30"/>
-        </w:rPr>
-      </w:pPr>
-      <w:r>
-        <w:rPr>
-          <w:b w:val="1"/>
-          <w:sz w:val="30"/>
-          <w:szCs w:val="30"/>
-          <w:rtl w:val="0"/>
-        </w:rPr>
-        <w:t xml:space="preserve">Minimal Click Design:</w:t>
-      </w:r>
-      <w:r>
-        <w:rPr>
-          <w:sz w:val="30"/>
-          <w:szCs w:val="30"/>
-          <w:rtl w:val="0"/>
+        <w:rPr>
+          <w:sz w:val="30"/>
+          <w:szCs w:val="30"/>
+        </w:rPr>
+      </w:pPr>
+      <w:r>
+        <w:rPr>
+          <w:b/>
+          <w:sz w:val="30"/>
+          <w:szCs w:val="30"/>
+        </w:rPr>
+        <w:t>Minimal Click Design:</w:t>
+      </w:r>
+      <w:r>
+        <w:rPr>
+          <w:sz w:val="30"/>
+          <w:szCs w:val="30"/>
         </w:rPr>
         <w:t xml:space="preserve"> POS workflow optimized for 2–3 taps per transaction.</w:t>
       </w:r>
@@ -863,27 +766,23 @@
           <w:ilvl w:val="0"/>
           <w:numId w:val="2"/>
         </w:numPr>
-        <w:spacing w:after="0" w:afterAutospacing="0" w:before="0" w:beforeAutospacing="0" w:lineRule="auto"/>
-        <w:ind w:left="720" w:hanging="360"/>
-        <w:rPr>
-          <w:sz w:val="30"/>
-          <w:szCs w:val="30"/>
-        </w:rPr>
-      </w:pPr>
-      <w:r>
-        <w:rPr>
-          <w:b w:val="1"/>
-          <w:sz w:val="30"/>
-          <w:szCs w:val="30"/>
-          <w:rtl w:val="0"/>
-        </w:rPr>
-        <w:t xml:space="preserve">Dark/Light Modes &amp; Accessibility Features:</w:t>
-      </w:r>
-      <w:r>
-        <w:rPr>
-          <w:sz w:val="30"/>
-          <w:szCs w:val="30"/>
-          <w:rtl w:val="0"/>
+        <w:rPr>
+          <w:sz w:val="30"/>
+          <w:szCs w:val="30"/>
+        </w:rPr>
+      </w:pPr>
+      <w:r>
+        <w:rPr>
+          <w:b/>
+          <w:sz w:val="30"/>
+          <w:szCs w:val="30"/>
+        </w:rPr>
+        <w:t>Dark/Light Modes &amp; Accessibility Features:</w:t>
+      </w:r>
+      <w:r>
+        <w:rPr>
+          <w:sz w:val="30"/>
+          <w:szCs w:val="30"/>
         </w:rPr>
         <w:t xml:space="preserve"> WCAG-compliant for broader adoption.</w:t>
       </w:r>
@@ -894,27 +793,24 @@
           <w:ilvl w:val="0"/>
           <w:numId w:val="2"/>
         </w:numPr>
-        <w:spacing w:after="240" w:before="0" w:beforeAutospacing="0" w:lineRule="auto"/>
-        <w:ind w:left="720" w:hanging="360"/>
-        <w:rPr>
-          <w:sz w:val="30"/>
-          <w:szCs w:val="30"/>
-        </w:rPr>
-      </w:pPr>
-      <w:r>
-        <w:rPr>
-          <w:b w:val="1"/>
-          <w:sz w:val="30"/>
-          <w:szCs w:val="30"/>
-          <w:rtl w:val="0"/>
-        </w:rPr>
-        <w:t xml:space="preserve">(Potential):  Voice Command Integration:</w:t>
-      </w:r>
-      <w:r>
-        <w:rPr>
-          <w:sz w:val="30"/>
-          <w:szCs w:val="30"/>
-          <w:rtl w:val="0"/>
+        <w:spacing w:after="240"/>
+        <w:rPr>
+          <w:sz w:val="30"/>
+          <w:szCs w:val="30"/>
+        </w:rPr>
+      </w:pPr>
+      <w:r>
+        <w:rPr>
+          <w:b/>
+          <w:sz w:val="30"/>
+          <w:szCs w:val="30"/>
+        </w:rPr>
+        <w:t>(Potential):  Voice Command Integration:</w:t>
+      </w:r>
+      <w:r>
+        <w:rPr>
+          <w:sz w:val="30"/>
+          <w:szCs w:val="30"/>
         </w:rPr>
         <w:t xml:space="preserve"> “Add 10 packs of milk” or “Show best-selling products this week.”</w:t>
       </w:r>
@@ -924,28 +820,22 @@
         <w:pStyle w:val="Heading3"/>
         <w:keepNext w:val="0"/>
         <w:keepLines w:val="0"/>
-        <w:spacing w:before="280" w:lineRule="auto"/>
+        <w:spacing w:before="280"/>
         <w:rPr>
           <w:sz w:val="34"/>
           <w:szCs w:val="34"/>
         </w:rPr>
       </w:pPr>
-      <w:bookmarkStart w:colFirst="0" w:colLast="0" w:name="_guz92he6q4qs" w:id="3"/>
+      <w:bookmarkStart w:id="3" w:name="_guz92he6q4qs" w:colFirst="0" w:colLast="0"/>
       <w:bookmarkEnd w:id="3"/>
       <w:r>
         <w:rPr>
-          <w:b w:val="1"/>
+          <w:b/>
           <w:color w:val="000000"/>
           <w:sz w:val="34"/>
           <w:szCs w:val="34"/>
-          <w:rtl w:val="0"/>
-        </w:rPr>
-        <w:t xml:space="preserve">4. Standardisation</w:t>
-      </w:r>
-      <w:r>
-        <w:rPr>
-          <w:rtl w:val="0"/>
-        </w:rPr>
+        </w:rPr>
+        <w:t>4. Standardisation</w:t>
       </w:r>
     </w:p>
     <w:p>
@@ -954,27 +844,25 @@
           <w:ilvl w:val="0"/>
           <w:numId w:val="7"/>
         </w:numPr>
-        <w:spacing w:after="0" w:afterAutospacing="0" w:before="240" w:lineRule="auto"/>
-        <w:ind w:left="720" w:hanging="360"/>
-        <w:rPr>
-          <w:sz w:val="30"/>
-          <w:szCs w:val="30"/>
-        </w:rPr>
-      </w:pPr>
-      <w:r>
-        <w:rPr>
-          <w:b w:val="1"/>
-          <w:sz w:val="30"/>
-          <w:szCs w:val="30"/>
-          <w:rtl w:val="0"/>
-        </w:rPr>
-        <w:t xml:space="preserve">Unified Product Schema:</w:t>
-      </w:r>
-      <w:r>
-        <w:rPr>
-          <w:sz w:val="30"/>
-          <w:szCs w:val="30"/>
-          <w:rtl w:val="0"/>
+        <w:spacing w:before="240"/>
+        <w:rPr>
+          <w:sz w:val="30"/>
+          <w:szCs w:val="30"/>
+        </w:rPr>
+      </w:pPr>
+      <w:r>
+        <w:rPr>
+          <w:b/>
+          <w:sz w:val="30"/>
+          <w:szCs w:val="30"/>
+        </w:rPr>
+        <w:lastRenderedPageBreak/>
+        <w:t>Unified Product Schema:</w:t>
+      </w:r>
+      <w:r>
+        <w:rPr>
+          <w:sz w:val="30"/>
+          <w:szCs w:val="30"/>
         </w:rPr>
         <w:t xml:space="preserve"> Standard format for product data (name, category, unit, barcode, expiration, etc.) for consistent integration.</w:t>
       </w:r>
@@ -985,27 +873,23 @@
           <w:ilvl w:val="0"/>
           <w:numId w:val="7"/>
         </w:numPr>
-        <w:spacing w:after="0" w:afterAutospacing="0" w:before="0" w:beforeAutospacing="0" w:lineRule="auto"/>
-        <w:ind w:left="720" w:hanging="360"/>
-        <w:rPr>
-          <w:sz w:val="30"/>
-          <w:szCs w:val="30"/>
-        </w:rPr>
-      </w:pPr>
-      <w:r>
-        <w:rPr>
-          <w:b w:val="1"/>
-          <w:sz w:val="30"/>
-          <w:szCs w:val="30"/>
-          <w:rtl w:val="0"/>
-        </w:rPr>
-        <w:t xml:space="preserve">Regulatory Compliance Templates:</w:t>
-      </w:r>
-      <w:r>
-        <w:rPr>
-          <w:sz w:val="30"/>
-          <w:szCs w:val="30"/>
-          <w:rtl w:val="0"/>
+        <w:rPr>
+          <w:sz w:val="30"/>
+          <w:szCs w:val="30"/>
+        </w:rPr>
+      </w:pPr>
+      <w:r>
+        <w:rPr>
+          <w:b/>
+          <w:sz w:val="30"/>
+          <w:szCs w:val="30"/>
+        </w:rPr>
+        <w:t>Regulatory Compliance Templates:</w:t>
+      </w:r>
+      <w:r>
+        <w:rPr>
+          <w:sz w:val="30"/>
+          <w:szCs w:val="30"/>
         </w:rPr>
         <w:t xml:space="preserve"> Auto-apply VAT, GST, FDA labeling standards, etc., of the government standard.</w:t>
       </w:r>
@@ -1016,35 +900,30 @@
           <w:ilvl w:val="0"/>
           <w:numId w:val="7"/>
         </w:numPr>
-        <w:spacing w:after="0" w:afterAutospacing="0" w:before="0" w:beforeAutospacing="0" w:lineRule="auto"/>
-        <w:ind w:left="720" w:hanging="360"/>
-        <w:rPr>
-          <w:sz w:val="30"/>
-          <w:szCs w:val="30"/>
-        </w:rPr>
-      </w:pPr>
-      <w:r>
-        <w:rPr>
-          <w:sz w:val="30"/>
-          <w:szCs w:val="30"/>
-          <w:rtl w:val="0"/>
-        </w:rPr>
-        <w:t xml:space="preserve">(</w:t>
-      </w:r>
-      <w:r>
-        <w:rPr>
-          <w:b w:val="1"/>
-          <w:sz w:val="30"/>
-          <w:szCs w:val="30"/>
-          <w:rtl w:val="0"/>
-        </w:rPr>
-        <w:t xml:space="preserve">Potential) : API-First Architecture:</w:t>
-      </w:r>
-      <w:r>
-        <w:rPr>
-          <w:sz w:val="30"/>
-          <w:szCs w:val="30"/>
-          <w:rtl w:val="0"/>
+        <w:rPr>
+          <w:sz w:val="30"/>
+          <w:szCs w:val="30"/>
+        </w:rPr>
+      </w:pPr>
+      <w:r>
+        <w:rPr>
+          <w:sz w:val="30"/>
+          <w:szCs w:val="30"/>
+        </w:rPr>
+        <w:t>(</w:t>
+      </w:r>
+      <w:r>
+        <w:rPr>
+          <w:b/>
+          <w:sz w:val="30"/>
+          <w:szCs w:val="30"/>
+        </w:rPr>
+        <w:t>Potential) : API-First Architecture:</w:t>
+      </w:r>
+      <w:r>
+        <w:rPr>
+          <w:sz w:val="30"/>
+          <w:szCs w:val="30"/>
         </w:rPr>
         <w:t xml:space="preserve"> Easy integration with accounting software, ERP, or e-commerce platforms.</w:t>
       </w:r>
@@ -1055,27 +934,24 @@
           <w:ilvl w:val="0"/>
           <w:numId w:val="7"/>
         </w:numPr>
-        <w:spacing w:after="240" w:before="0" w:beforeAutospacing="0" w:lineRule="auto"/>
-        <w:ind w:left="720" w:hanging="360"/>
-        <w:rPr>
-          <w:sz w:val="30"/>
-          <w:szCs w:val="30"/>
-        </w:rPr>
-      </w:pPr>
-      <w:r>
-        <w:rPr>
-          <w:b w:val="1"/>
-          <w:sz w:val="30"/>
-          <w:szCs w:val="30"/>
-          <w:rtl w:val="0"/>
-        </w:rPr>
-        <w:t xml:space="preserve">(Potential): International Support:</w:t>
-      </w:r>
-      <w:r>
-        <w:rPr>
-          <w:sz w:val="30"/>
-          <w:szCs w:val="30"/>
-          <w:rtl w:val="0"/>
+        <w:spacing w:after="240"/>
+        <w:rPr>
+          <w:sz w:val="30"/>
+          <w:szCs w:val="30"/>
+        </w:rPr>
+      </w:pPr>
+      <w:r>
+        <w:rPr>
+          <w:b/>
+          <w:sz w:val="30"/>
+          <w:szCs w:val="30"/>
+        </w:rPr>
+        <w:t>(Potential): International Support:</w:t>
+      </w:r>
+      <w:r>
+        <w:rPr>
+          <w:sz w:val="30"/>
+          <w:szCs w:val="30"/>
         </w:rPr>
         <w:t xml:space="preserve"> Foreign currency, tax systems, language, and units can be easily switched or added.</w:t>
       </w:r>
@@ -1085,25 +961,24 @@
         <w:pStyle w:val="Heading3"/>
         <w:keepNext w:val="0"/>
         <w:keepLines w:val="0"/>
-        <w:spacing w:before="280" w:lineRule="auto"/>
-        <w:rPr>
-          <w:b w:val="1"/>
+        <w:spacing w:before="280"/>
+        <w:rPr>
+          <w:b/>
           <w:color w:val="000000"/>
           <w:sz w:val="34"/>
           <w:szCs w:val="34"/>
         </w:rPr>
       </w:pPr>
-      <w:bookmarkStart w:colFirst="0" w:colLast="0" w:name="_llatq4o5x09i" w:id="4"/>
+      <w:bookmarkStart w:id="4" w:name="_llatq4o5x09i" w:colFirst="0" w:colLast="0"/>
       <w:bookmarkEnd w:id="4"/>
       <w:r>
         <w:rPr>
-          <w:b w:val="1"/>
+          <w:b/>
           <w:color w:val="000000"/>
           <w:sz w:val="34"/>
           <w:szCs w:val="34"/>
-          <w:rtl w:val="0"/>
-        </w:rPr>
-        <w:t xml:space="preserve">5. Automated Financial Reporting</w:t>
+        </w:rPr>
+        <w:t>5. Automated Financial Reporting</w:t>
       </w:r>
     </w:p>
     <w:p>
@@ -1112,27 +987,24 @@
           <w:ilvl w:val="0"/>
           <w:numId w:val="5"/>
         </w:numPr>
-        <w:spacing w:after="0" w:afterAutospacing="0" w:before="240" w:lineRule="auto"/>
-        <w:ind w:left="720" w:hanging="360"/>
-        <w:rPr>
-          <w:sz w:val="30"/>
-          <w:szCs w:val="30"/>
-        </w:rPr>
-      </w:pPr>
-      <w:r>
-        <w:rPr>
-          <w:b w:val="1"/>
-          <w:sz w:val="30"/>
-          <w:szCs w:val="30"/>
-          <w:rtl w:val="0"/>
-        </w:rPr>
-        <w:t xml:space="preserve">Daily/Weekly/Monthly Summaries:</w:t>
-      </w:r>
-      <w:r>
-        <w:rPr>
-          <w:sz w:val="30"/>
-          <w:szCs w:val="30"/>
-          <w:rtl w:val="0"/>
+        <w:spacing w:before="240"/>
+        <w:rPr>
+          <w:sz w:val="30"/>
+          <w:szCs w:val="30"/>
+        </w:rPr>
+      </w:pPr>
+      <w:r>
+        <w:rPr>
+          <w:b/>
+          <w:sz w:val="30"/>
+          <w:szCs w:val="30"/>
+        </w:rPr>
+        <w:t>Daily/Weekly/Monthly Summaries:</w:t>
+      </w:r>
+      <w:r>
+        <w:rPr>
+          <w:sz w:val="30"/>
+          <w:szCs w:val="30"/>
         </w:rPr>
         <w:t xml:space="preserve"> Automatically generate sales, expense, and profit reports.</w:t>
       </w:r>
@@ -1143,27 +1015,23 @@
           <w:ilvl w:val="0"/>
           <w:numId w:val="5"/>
         </w:numPr>
-        <w:spacing w:after="0" w:afterAutospacing="0" w:before="0" w:beforeAutospacing="0" w:lineRule="auto"/>
-        <w:ind w:left="720" w:hanging="360"/>
-        <w:rPr>
-          <w:sz w:val="30"/>
-          <w:szCs w:val="30"/>
-        </w:rPr>
-      </w:pPr>
-      <w:r>
-        <w:rPr>
-          <w:b w:val="1"/>
-          <w:sz w:val="30"/>
-          <w:szCs w:val="30"/>
-          <w:rtl w:val="0"/>
-        </w:rPr>
-        <w:t xml:space="preserve">AI-Assisted Financial Insights:</w:t>
-      </w:r>
-      <w:r>
-        <w:rPr>
-          <w:sz w:val="30"/>
-          <w:szCs w:val="30"/>
-          <w:rtl w:val="0"/>
+        <w:rPr>
+          <w:sz w:val="30"/>
+          <w:szCs w:val="30"/>
+        </w:rPr>
+      </w:pPr>
+      <w:r>
+        <w:rPr>
+          <w:b/>
+          <w:sz w:val="30"/>
+          <w:szCs w:val="30"/>
+        </w:rPr>
+        <w:t>AI-Assisted Financial Insights:</w:t>
+      </w:r>
+      <w:r>
+        <w:rPr>
+          <w:sz w:val="30"/>
+          <w:szCs w:val="30"/>
         </w:rPr>
         <w:t xml:space="preserve"> Highlight anomalies (“Sales dropped 15% this week, correlated with low stock in top items”).</w:t>
       </w:r>
@@ -1174,27 +1042,23 @@
           <w:ilvl w:val="0"/>
           <w:numId w:val="5"/>
         </w:numPr>
-        <w:spacing w:after="0" w:afterAutospacing="0" w:before="0" w:beforeAutospacing="0" w:lineRule="auto"/>
-        <w:ind w:left="720" w:hanging="360"/>
-        <w:rPr>
-          <w:sz w:val="30"/>
-          <w:szCs w:val="30"/>
-        </w:rPr>
-      </w:pPr>
-      <w:r>
-        <w:rPr>
-          <w:b w:val="1"/>
-          <w:sz w:val="30"/>
-          <w:szCs w:val="30"/>
-          <w:rtl w:val="0"/>
-        </w:rPr>
-        <w:t xml:space="preserve">Forecasting:</w:t>
-      </w:r>
-      <w:r>
-        <w:rPr>
-          <w:sz w:val="30"/>
-          <w:szCs w:val="30"/>
-          <w:rtl w:val="0"/>
+        <w:rPr>
+          <w:sz w:val="30"/>
+          <w:szCs w:val="30"/>
+        </w:rPr>
+      </w:pPr>
+      <w:r>
+        <w:rPr>
+          <w:b/>
+          <w:sz w:val="30"/>
+          <w:szCs w:val="30"/>
+        </w:rPr>
+        <w:t>Forecasting:</w:t>
+      </w:r>
+      <w:r>
+        <w:rPr>
+          <w:sz w:val="30"/>
+          <w:szCs w:val="30"/>
         </w:rPr>
         <w:t xml:space="preserve"> Predict next quarter’s sales or expenses using historical trends.</w:t>
       </w:r>
@@ -1205,27 +1069,23 @@
           <w:ilvl w:val="0"/>
           <w:numId w:val="5"/>
         </w:numPr>
-        <w:spacing w:after="0" w:afterAutospacing="0" w:before="0" w:beforeAutospacing="0" w:lineRule="auto"/>
-        <w:ind w:left="720" w:hanging="360"/>
-        <w:rPr>
-          <w:sz w:val="30"/>
-          <w:szCs w:val="30"/>
-        </w:rPr>
-      </w:pPr>
-      <w:r>
-        <w:rPr>
-          <w:b w:val="1"/>
-          <w:sz w:val="30"/>
-          <w:szCs w:val="30"/>
-          <w:rtl w:val="0"/>
-        </w:rPr>
-        <w:t xml:space="preserve">Export &amp; Integration:</w:t>
-      </w:r>
-      <w:r>
-        <w:rPr>
-          <w:sz w:val="30"/>
-          <w:szCs w:val="30"/>
-          <w:rtl w:val="0"/>
+        <w:rPr>
+          <w:sz w:val="30"/>
+          <w:szCs w:val="30"/>
+        </w:rPr>
+      </w:pPr>
+      <w:r>
+        <w:rPr>
+          <w:b/>
+          <w:sz w:val="30"/>
+          <w:szCs w:val="30"/>
+        </w:rPr>
+        <w:t>Export &amp; Integration:</w:t>
+      </w:r>
+      <w:r>
+        <w:rPr>
+          <w:sz w:val="30"/>
+          <w:szCs w:val="30"/>
         </w:rPr>
         <w:t xml:space="preserve"> Export reports to Excel, PDF, or accounting software like QuickBooks or Xero.</w:t>
       </w:r>
@@ -1236,27 +1096,24 @@
           <w:ilvl w:val="0"/>
           <w:numId w:val="5"/>
         </w:numPr>
-        <w:spacing w:after="240" w:before="0" w:beforeAutospacing="0" w:lineRule="auto"/>
-        <w:ind w:left="720" w:hanging="360"/>
-        <w:rPr>
-          <w:sz w:val="30"/>
-          <w:szCs w:val="30"/>
-        </w:rPr>
-      </w:pPr>
-      <w:r>
-        <w:rPr>
-          <w:b w:val="1"/>
-          <w:sz w:val="30"/>
-          <w:szCs w:val="30"/>
-          <w:rtl w:val="0"/>
-        </w:rPr>
-        <w:t xml:space="preserve">Tax Computation:</w:t>
-      </w:r>
-      <w:r>
-        <w:rPr>
-          <w:sz w:val="30"/>
-          <w:szCs w:val="30"/>
-          <w:rtl w:val="0"/>
+        <w:spacing w:after="240"/>
+        <w:rPr>
+          <w:sz w:val="30"/>
+          <w:szCs w:val="30"/>
+        </w:rPr>
+      </w:pPr>
+      <w:r>
+        <w:rPr>
+          <w:b/>
+          <w:sz w:val="30"/>
+          <w:szCs w:val="30"/>
+        </w:rPr>
+        <w:t>Tax Computation:</w:t>
+      </w:r>
+      <w:r>
+        <w:rPr>
+          <w:sz w:val="30"/>
+          <w:szCs w:val="30"/>
         </w:rPr>
         <w:t xml:space="preserve"> Auto-calculate and format reports for local tax submission.</w:t>
       </w:r>
@@ -1266,28 +1123,22 @@
         <w:pStyle w:val="Heading3"/>
         <w:keepNext w:val="0"/>
         <w:keepLines w:val="0"/>
-        <w:spacing w:before="280" w:lineRule="auto"/>
-        <w:rPr>
-          <w:sz w:val="30"/>
-          <w:szCs w:val="30"/>
-        </w:rPr>
-      </w:pPr>
-      <w:bookmarkStart w:colFirst="0" w:colLast="0" w:name="_imd4miltckyb" w:id="5"/>
+        <w:spacing w:before="280"/>
+        <w:rPr>
+          <w:sz w:val="30"/>
+          <w:szCs w:val="30"/>
+        </w:rPr>
+      </w:pPr>
+      <w:bookmarkStart w:id="5" w:name="_imd4miltckyb" w:colFirst="0" w:colLast="0"/>
       <w:bookmarkEnd w:id="5"/>
       <w:r>
         <w:rPr>
-          <w:b w:val="1"/>
+          <w:b/>
           <w:color w:val="000000"/>
           <w:sz w:val="34"/>
           <w:szCs w:val="34"/>
-          <w:rtl w:val="0"/>
-        </w:rPr>
-        <w:t xml:space="preserve">6. (Potential): QR / Barcode Integration</w:t>
-      </w:r>
-      <w:r>
-        <w:rPr>
-          <w:rtl w:val="0"/>
-        </w:rPr>
+        </w:rPr>
+        <w:t>6. (Potential): QR / Barcode Integration</w:t>
       </w:r>
     </w:p>
     <w:p>
@@ -1296,27 +1147,24 @@
           <w:ilvl w:val="0"/>
           <w:numId w:val="8"/>
         </w:numPr>
-        <w:spacing w:after="0" w:afterAutospacing="0" w:before="240" w:lineRule="auto"/>
-        <w:ind w:left="720" w:hanging="360"/>
-        <w:rPr>
-          <w:sz w:val="30"/>
-          <w:szCs w:val="30"/>
-        </w:rPr>
-      </w:pPr>
-      <w:r>
-        <w:rPr>
-          <w:b w:val="1"/>
-          <w:sz w:val="30"/>
-          <w:szCs w:val="30"/>
-          <w:rtl w:val="0"/>
-        </w:rPr>
-        <w:t xml:space="preserve">Instant Checkout:</w:t>
-      </w:r>
-      <w:r>
-        <w:rPr>
-          <w:sz w:val="30"/>
-          <w:szCs w:val="30"/>
-          <w:rtl w:val="0"/>
+        <w:spacing w:before="240"/>
+        <w:rPr>
+          <w:sz w:val="30"/>
+          <w:szCs w:val="30"/>
+        </w:rPr>
+      </w:pPr>
+      <w:r>
+        <w:rPr>
+          <w:b/>
+          <w:sz w:val="30"/>
+          <w:szCs w:val="30"/>
+        </w:rPr>
+        <w:t>Instant Checkout:</w:t>
+      </w:r>
+      <w:r>
+        <w:rPr>
+          <w:sz w:val="30"/>
+          <w:szCs w:val="30"/>
         </w:rPr>
         <w:t xml:space="preserve"> Scan to auto-fetch product info and price.</w:t>
       </w:r>
@@ -1327,27 +1175,23 @@
           <w:ilvl w:val="0"/>
           <w:numId w:val="8"/>
         </w:numPr>
-        <w:spacing w:after="0" w:afterAutospacing="0" w:before="0" w:beforeAutospacing="0" w:lineRule="auto"/>
-        <w:ind w:left="720" w:hanging="360"/>
-        <w:rPr>
-          <w:sz w:val="30"/>
-          <w:szCs w:val="30"/>
-        </w:rPr>
-      </w:pPr>
-      <w:r>
-        <w:rPr>
-          <w:b w:val="1"/>
-          <w:sz w:val="30"/>
-          <w:szCs w:val="30"/>
-          <w:rtl w:val="0"/>
-        </w:rPr>
-        <w:t xml:space="preserve">QR Payment Codes:</w:t>
-      </w:r>
-      <w:r>
-        <w:rPr>
-          <w:sz w:val="30"/>
-          <w:szCs w:val="30"/>
-          <w:rtl w:val="0"/>
+        <w:rPr>
+          <w:sz w:val="30"/>
+          <w:szCs w:val="30"/>
+        </w:rPr>
+      </w:pPr>
+      <w:r>
+        <w:rPr>
+          <w:b/>
+          <w:sz w:val="30"/>
+          <w:szCs w:val="30"/>
+        </w:rPr>
+        <w:t>QR Payment Codes:</w:t>
+      </w:r>
+      <w:r>
+        <w:rPr>
+          <w:sz w:val="30"/>
+          <w:szCs w:val="30"/>
         </w:rPr>
         <w:t xml:space="preserve"> Customer-facing QR for instant digital wallet or bank transfer payments.</w:t>
       </w:r>
@@ -1358,27 +1202,23 @@
           <w:ilvl w:val="0"/>
           <w:numId w:val="8"/>
         </w:numPr>
-        <w:spacing w:after="0" w:afterAutospacing="0" w:before="0" w:beforeAutospacing="0" w:lineRule="auto"/>
-        <w:ind w:left="720" w:hanging="360"/>
-        <w:rPr>
-          <w:sz w:val="30"/>
-          <w:szCs w:val="30"/>
-        </w:rPr>
-      </w:pPr>
-      <w:r>
-        <w:rPr>
-          <w:b w:val="1"/>
-          <w:sz w:val="30"/>
-          <w:szCs w:val="30"/>
-          <w:rtl w:val="0"/>
-        </w:rPr>
-        <w:t xml:space="preserve">Bulk Scanning:</w:t>
-      </w:r>
-      <w:r>
-        <w:rPr>
-          <w:sz w:val="30"/>
-          <w:szCs w:val="30"/>
-          <w:rtl w:val="0"/>
+        <w:rPr>
+          <w:sz w:val="30"/>
+          <w:szCs w:val="30"/>
+        </w:rPr>
+      </w:pPr>
+      <w:r>
+        <w:rPr>
+          <w:b/>
+          <w:sz w:val="30"/>
+          <w:szCs w:val="30"/>
+        </w:rPr>
+        <w:t>Bulk Scanning:</w:t>
+      </w:r>
+      <w:r>
+        <w:rPr>
+          <w:sz w:val="30"/>
+          <w:szCs w:val="30"/>
         </w:rPr>
         <w:t xml:space="preserve"> Multiple item recognition for faster stock intake.</w:t>
       </w:r>
@@ -1389,27 +1229,24 @@
           <w:ilvl w:val="0"/>
           <w:numId w:val="8"/>
         </w:numPr>
-        <w:spacing w:after="240" w:before="0" w:beforeAutospacing="0" w:lineRule="auto"/>
-        <w:ind w:left="720" w:hanging="360"/>
-        <w:rPr>
-          <w:sz w:val="30"/>
-          <w:szCs w:val="30"/>
-        </w:rPr>
-      </w:pPr>
-      <w:r>
-        <w:rPr>
-          <w:b w:val="1"/>
-          <w:sz w:val="30"/>
-          <w:szCs w:val="30"/>
-          <w:rtl w:val="0"/>
-        </w:rPr>
-        <w:t xml:space="preserve">Smart Label Printing:</w:t>
-      </w:r>
-      <w:r>
-        <w:rPr>
-          <w:sz w:val="30"/>
-          <w:szCs w:val="30"/>
-          <w:rtl w:val="0"/>
+        <w:spacing w:after="240"/>
+        <w:rPr>
+          <w:sz w:val="30"/>
+          <w:szCs w:val="30"/>
+        </w:rPr>
+      </w:pPr>
+      <w:r>
+        <w:rPr>
+          <w:b/>
+          <w:sz w:val="30"/>
+          <w:szCs w:val="30"/>
+        </w:rPr>
+        <w:t>Smart Label Printing:</w:t>
+      </w:r>
+      <w:r>
+        <w:rPr>
+          <w:sz w:val="30"/>
+          <w:szCs w:val="30"/>
         </w:rPr>
         <w:t xml:space="preserve"> Auto-generate barcode/QR labels during inventory creation.</w:t>
       </w:r>
@@ -1419,28 +1256,22 @@
         <w:pStyle w:val="Heading3"/>
         <w:keepNext w:val="0"/>
         <w:keepLines w:val="0"/>
-        <w:spacing w:before="280" w:lineRule="auto"/>
-        <w:rPr>
-          <w:sz w:val="30"/>
-          <w:szCs w:val="30"/>
-        </w:rPr>
-      </w:pPr>
-      <w:bookmarkStart w:colFirst="0" w:colLast="0" w:name="_7il7cgig3jm1" w:id="6"/>
+        <w:spacing w:before="280"/>
+        <w:rPr>
+          <w:sz w:val="30"/>
+          <w:szCs w:val="30"/>
+        </w:rPr>
+      </w:pPr>
+      <w:bookmarkStart w:id="6" w:name="_7il7cgig3jm1" w:colFirst="0" w:colLast="0"/>
       <w:bookmarkEnd w:id="6"/>
       <w:r>
         <w:rPr>
-          <w:b w:val="1"/>
+          <w:b/>
           <w:color w:val="000000"/>
           <w:sz w:val="34"/>
           <w:szCs w:val="34"/>
-          <w:rtl w:val="0"/>
-        </w:rPr>
-        <w:t xml:space="preserve">7. AI-driven Product &amp; Market Insights</w:t>
-      </w:r>
-      <w:r>
-        <w:rPr>
-          <w:rtl w:val="0"/>
-        </w:rPr>
+        </w:rPr>
+        <w:t>7. AI-driven Product &amp; Market Insights</w:t>
       </w:r>
     </w:p>
     <w:p>
@@ -1449,27 +1280,25 @@
           <w:ilvl w:val="0"/>
           <w:numId w:val="4"/>
         </w:numPr>
-        <w:spacing w:after="0" w:afterAutospacing="0" w:before="240" w:lineRule="auto"/>
-        <w:ind w:left="720" w:hanging="360"/>
-        <w:rPr>
-          <w:sz w:val="30"/>
-          <w:szCs w:val="30"/>
-        </w:rPr>
-      </w:pPr>
-      <w:r>
-        <w:rPr>
-          <w:b w:val="1"/>
-          <w:sz w:val="30"/>
-          <w:szCs w:val="30"/>
-          <w:rtl w:val="0"/>
-        </w:rPr>
-        <w:t xml:space="preserve">Dynamic Pricing Suggestions:</w:t>
-      </w:r>
-      <w:r>
-        <w:rPr>
-          <w:sz w:val="30"/>
-          <w:szCs w:val="30"/>
-          <w:rtl w:val="0"/>
+        <w:spacing w:before="240"/>
+        <w:rPr>
+          <w:sz w:val="30"/>
+          <w:szCs w:val="30"/>
+        </w:rPr>
+      </w:pPr>
+      <w:r>
+        <w:rPr>
+          <w:b/>
+          <w:sz w:val="30"/>
+          <w:szCs w:val="30"/>
+        </w:rPr>
+        <w:lastRenderedPageBreak/>
+        <w:t>Dynamic Pricing Suggestions:</w:t>
+      </w:r>
+      <w:r>
+        <w:rPr>
+          <w:sz w:val="30"/>
+          <w:szCs w:val="30"/>
         </w:rPr>
         <w:t xml:space="preserve"> AI proposes discounts or markups to match competition or demand spikes.</w:t>
       </w:r>
@@ -1480,27 +1309,23 @@
           <w:ilvl w:val="0"/>
           <w:numId w:val="4"/>
         </w:numPr>
-        <w:spacing w:after="0" w:afterAutospacing="0" w:before="0" w:beforeAutospacing="0" w:lineRule="auto"/>
-        <w:ind w:left="720" w:hanging="360"/>
-        <w:rPr>
-          <w:sz w:val="30"/>
-          <w:szCs w:val="30"/>
-        </w:rPr>
-      </w:pPr>
-      <w:r>
-        <w:rPr>
-          <w:b w:val="1"/>
-          <w:sz w:val="30"/>
-          <w:szCs w:val="30"/>
-          <w:rtl w:val="0"/>
-        </w:rPr>
-        <w:t xml:space="preserve">Customer Purchase Patterns:</w:t>
-      </w:r>
-      <w:r>
-        <w:rPr>
-          <w:sz w:val="30"/>
-          <w:szCs w:val="30"/>
-          <w:rtl w:val="0"/>
+        <w:rPr>
+          <w:sz w:val="30"/>
+          <w:szCs w:val="30"/>
+        </w:rPr>
+      </w:pPr>
+      <w:r>
+        <w:rPr>
+          <w:b/>
+          <w:sz w:val="30"/>
+          <w:szCs w:val="30"/>
+        </w:rPr>
+        <w:t>Customer Purchase Patterns:</w:t>
+      </w:r>
+      <w:r>
+        <w:rPr>
+          <w:sz w:val="30"/>
+          <w:szCs w:val="30"/>
         </w:rPr>
         <w:t xml:space="preserve"> Suggest complementary goods (“Customers who buy X also buy Y”).</w:t>
       </w:r>
@@ -1511,27 +1336,23 @@
           <w:ilvl w:val="0"/>
           <w:numId w:val="4"/>
         </w:numPr>
-        <w:spacing w:after="0" w:afterAutospacing="0" w:before="0" w:beforeAutospacing="0" w:lineRule="auto"/>
-        <w:ind w:left="720" w:hanging="360"/>
-        <w:rPr>
-          <w:sz w:val="30"/>
-          <w:szCs w:val="30"/>
-        </w:rPr>
-      </w:pPr>
-      <w:r>
-        <w:rPr>
-          <w:b w:val="1"/>
-          <w:sz w:val="30"/>
-          <w:szCs w:val="30"/>
-          <w:rtl w:val="0"/>
-        </w:rPr>
-        <w:t xml:space="preserve">(Potential): Market Trend Integration:</w:t>
-      </w:r>
-      <w:r>
-        <w:rPr>
-          <w:sz w:val="30"/>
-          <w:szCs w:val="30"/>
-          <w:rtl w:val="0"/>
+        <w:rPr>
+          <w:sz w:val="30"/>
+          <w:szCs w:val="30"/>
+        </w:rPr>
+      </w:pPr>
+      <w:r>
+        <w:rPr>
+          <w:b/>
+          <w:sz w:val="30"/>
+          <w:szCs w:val="30"/>
+        </w:rPr>
+        <w:t>(Potential): Market Trend Integration:</w:t>
+      </w:r>
+      <w:r>
+        <w:rPr>
+          <w:sz w:val="30"/>
+          <w:szCs w:val="30"/>
         </w:rPr>
         <w:t xml:space="preserve"> Pull data from news feeds, social media, and e-commerce trends to highlight profitable opportunities.</w:t>
       </w:r>
@@ -1542,121 +1363,316 @@
           <w:ilvl w:val="0"/>
           <w:numId w:val="4"/>
         </w:numPr>
-        <w:spacing w:after="240" w:before="0" w:beforeAutospacing="0" w:lineRule="auto"/>
-        <w:ind w:left="720" w:hanging="360"/>
-        <w:rPr>
-          <w:sz w:val="30"/>
-          <w:szCs w:val="30"/>
-        </w:rPr>
-      </w:pPr>
-      <w:r>
-        <w:rPr>
-          <w:b w:val="1"/>
-          <w:sz w:val="30"/>
-          <w:szCs w:val="30"/>
-          <w:rtl w:val="0"/>
-        </w:rPr>
-        <w:t xml:space="preserve">(Potential): Product Suggestions:</w:t>
-      </w:r>
-      <w:r>
-        <w:rPr>
-          <w:sz w:val="30"/>
-          <w:szCs w:val="30"/>
-          <w:rtl w:val="0"/>
+        <w:spacing w:after="240"/>
+        <w:rPr>
+          <w:sz w:val="30"/>
+          <w:szCs w:val="30"/>
+        </w:rPr>
+      </w:pPr>
+      <w:r>
+        <w:rPr>
+          <w:b/>
+          <w:sz w:val="30"/>
+          <w:szCs w:val="30"/>
+        </w:rPr>
+        <w:t>(Potential): Product Suggestions:</w:t>
+      </w:r>
+      <w:r>
+        <w:rPr>
+          <w:sz w:val="30"/>
+          <w:szCs w:val="30"/>
         </w:rPr>
         <w:t xml:space="preserve"> Recommend new or trending products (based on news, local demand, seasonal patterns).</w:t>
       </w:r>
     </w:p>
     <w:p>
       <w:pPr>
-        <w:spacing w:after="240" w:before="240" w:lineRule="auto"/>
-        <w:ind w:left="0" w:firstLine="0"/>
-        <w:rPr>
-          <w:sz w:val="30"/>
-          <w:szCs w:val="30"/>
-        </w:rPr>
-      </w:pPr>
-      <w:r>
-        <w:pict>
-          <v:rect style="width:0.0pt;height:1.5pt" o:hr="t" o:hrstd="t" o:hralign="center" fillcolor="#A0A0A0" stroked="f"/>
+        <w:spacing w:before="240" w:after="240"/>
+        <w:rPr>
+          <w:sz w:val="30"/>
+          <w:szCs w:val="30"/>
+        </w:rPr>
+      </w:pPr>
+      <w:r>
+        <w:pict w14:anchorId="08616BBF">
+          <v:rect id="_x0000_i1025" style="width:0;height:1.5pt" o:hralign="center" o:hrstd="t" o:hr="t" fillcolor="#a0a0a0" stroked="f"/>
         </w:pict>
       </w:r>
-      <w:r>
-        <w:rPr>
-          <w:rtl w:val="0"/>
-        </w:rPr>
-      </w:r>
-    </w:p>
-    <w:p>
-      <w:pPr>
-        <w:spacing w:after="240" w:before="240" w:lineRule="auto"/>
-        <w:ind w:left="0" w:firstLine="0"/>
-        <w:rPr>
-          <w:sz w:val="30"/>
-          <w:szCs w:val="30"/>
-        </w:rPr>
-      </w:pPr>
-      <w:r>
-        <w:rPr>
-          <w:rtl w:val="0"/>
-        </w:rPr>
-      </w:r>
-    </w:p>
-    <w:p>
-      <w:pPr>
-        <w:spacing w:after="240" w:before="240" w:lineRule="auto"/>
-        <w:ind w:left="0" w:firstLine="0"/>
+    </w:p>
+    <w:p>
+      <w:pPr>
+        <w:spacing w:before="240" w:after="240"/>
+        <w:rPr>
+          <w:sz w:val="30"/>
+          <w:szCs w:val="30"/>
+        </w:rPr>
+      </w:pPr>
+    </w:p>
+    <w:p>
+      <w:pPr>
+        <w:spacing w:before="240" w:after="240"/>
         <w:rPr>
           <w:sz w:val="28"/>
           <w:szCs w:val="28"/>
         </w:rPr>
       </w:pPr>
-      <w:r>
-        <w:rPr>
-          <w:rtl w:val="0"/>
-        </w:rPr>
-      </w:r>
-    </w:p>
-    <w:p>
-      <w:pPr>
-        <w:spacing w:after="240" w:before="240" w:lineRule="auto"/>
-        <w:ind w:left="720" w:firstLine="0"/>
+    </w:p>
+    <w:p>
+      <w:pPr>
+        <w:spacing w:before="240" w:after="240"/>
+        <w:ind w:left="720"/>
         <w:rPr>
           <w:sz w:val="20"/>
           <w:szCs w:val="20"/>
         </w:rPr>
       </w:pPr>
-      <w:r>
-        <w:rPr>
-          <w:rtl w:val="0"/>
-        </w:rPr>
-      </w:r>
-    </w:p>
-    <w:p>
-      <w:pPr>
-        <w:rPr/>
-      </w:pPr>
-      <w:r>
-        <w:rPr>
-          <w:rtl w:val="0"/>
-        </w:rPr>
-      </w:r>
-    </w:p>
+    </w:p>
+    <w:p/>
     <w:sectPr>
-      <w:pgSz w:h="15840" w:w="12240" w:orient="portrait"/>
-      <w:pgMar w:bottom="1440" w:top="1440" w:left="1440" w:right="1440" w:header="720" w:footer="720"/>
+      <w:pgSz w:w="12240" w:h="15840"/>
+      <w:pgMar w:top="1440" w:right="1440" w:bottom="1440" w:left="1440" w:header="720" w:footer="720" w:gutter="0"/>
       <w:pgNumType w:start="1"/>
+      <w:cols w:space="720"/>
     </w:sectPr>
   </w:body>
 </w:document>
 </file>
 
 <file path=word/numbering.xml><?xml version="1.0" encoding="utf-8"?>
-<w:numbering xmlns:mc="http://schemas.openxmlformats.org/markup-compatibility/2006" xmlns:o="urn:schemas-microsoft-com:office:office" xmlns:r="http://schemas.openxmlformats.org/officeDocument/2006/relationships" xmlns:m="http://schemas.openxmlformats.org/officeDocument/2006/math" xmlns:v="urn:schemas-microsoft-com:vml" xmlns:wp="http://schemas.openxmlformats.org/drawingml/2006/wordprocessingDrawing" xmlns:w10="urn:schemas-microsoft-com:office:word" xmlns:w="http://schemas.openxmlformats.org/wordprocessingml/2006/main" xmlns:wne="http://schemas.microsoft.com/office/word/2006/wordml" xmlns:sl="http://schemas.openxmlformats.org/schemaLibrary/2006/main" xmlns:a="http://schemas.openxmlformats.org/drawingml/2006/main" xmlns:pic="http://schemas.openxmlformats.org/drawingml/2006/picture" xmlns:c="http://schemas.openxmlformats.org/drawingml/2006/chart" xmlns:lc="http://schemas.openxmlformats.org/drawingml/2006/lockedCanvas" xmlns:dgm="http://schemas.openxmlformats.org/drawingml/2006/diagram" xmlns:wps="http://schemas.microsoft.com/office/word/2010/wordprocessingShape" xmlns:wpg="http://schemas.microsoft.com/office/word/2010/wordprocessingGroup" xmlns:w14="http://schemas.microsoft.com/office/word/2010/wordml" xmlns:w15="http://schemas.microsoft.com/office/word/2012/wordml" xmlns:w16="http://schemas.microsoft.com/office/word/2018/wordml" xmlns:w16cex="http://schemas.microsoft.com/office/word/2018/wordml/cex" xmlns:w16cid="http://schemas.microsoft.com/office/word/2016/wordml/cid" xmlns="http://schemas.microsoft.com/office/tasks/2019/documenttasks" xmlns:cr="http://schemas.microsoft.com/office/comments/2020/reactions">
-  <w:abstractNum w:abstractNumId="1">
+<w:numbering xmlns:wpc="http://schemas.microsoft.com/office/word/2010/wordprocessingCanvas" xmlns:cx="http://schemas.microsoft.com/office/drawing/2014/chartex" xmlns:cx1="http://schemas.microsoft.com/office/drawing/2015/9/8/chartex" xmlns:cx2="http://schemas.microsoft.com/office/drawing/2015/10/21/chartex" xmlns:cx3="http://schemas.microsoft.com/office/drawing/2016/5/9/chartex" xmlns:cx4="http://schemas.microsoft.com/office/drawing/2016/5/10/chartex" xmlns:cx5="http://schemas.microsoft.com/office/drawing/2016/5/11/chartex" xmlns:cx6="http://schemas.microsoft.com/office/drawing/2016/5/12/chartex" xmlns:cx7="http://schemas.microsoft.com/office/drawing/2016/5/13/chartex" xmlns:cx8="http://schemas.microsoft.com/office/drawing/2016/5/14/chartex" xmlns:mc="http://schemas.openxmlformats.org/markup-compatibility/2006" xmlns:aink="http://schemas.microsoft.com/office/drawing/2016/ink" xmlns:am3d="http://schemas.microsoft.com/office/drawing/2017/model3d" xmlns:o="urn:schemas-microsoft-com:office:office" xmlns:oel="http://schemas.microsoft.com/office/2019/extlst" xmlns:r="http://schemas.openxmlformats.org/officeDocument/2006/relationships" xmlns:m="http://schemas.openxmlformats.org/officeDocument/2006/math" xmlns:v="urn:schemas-microsoft-com:vml" xmlns:wp14="http://schemas.microsoft.com/office/word/2010/wordprocessingDrawing" xmlns:wp="http://schemas.openxmlformats.org/drawingml/2006/wordprocessingDrawing" xmlns:w10="urn:schemas-microsoft-com:office:word" xmlns:w="http://schemas.openxmlformats.org/wordprocessingml/2006/main" xmlns:w14="http://schemas.microsoft.com/office/word/2010/wordml" xmlns:w15="http://schemas.microsoft.com/office/word/2012/wordml" xmlns:w16cex="http://schemas.microsoft.com/office/word/2018/wordml/cex" xmlns:w16cid="http://schemas.microsoft.com/office/word/2016/wordml/cid" xmlns:w16="http://schemas.microsoft.com/office/word/2018/wordml" xmlns:w16du="http://schemas.microsoft.com/office/word/2023/wordml/word16du" xmlns:w16sdtdh="http://schemas.microsoft.com/office/word/2020/wordml/sdtdatahash" xmlns:w16sdtfl="http://schemas.microsoft.com/office/word/2024/wordml/sdtformatlock" xmlns:w16se="http://schemas.microsoft.com/office/word/2015/wordml/symex" xmlns:wpg="http://schemas.microsoft.com/office/word/2010/wordprocessingGroup" xmlns:wpi="http://schemas.microsoft.com/office/word/2010/wordprocessingInk" xmlns:wne="http://schemas.microsoft.com/office/word/2006/wordml" xmlns:wps="http://schemas.microsoft.com/office/word/2010/wordprocessingShape" mc:Ignorable="w14 w15 w16se w16cid w16 w16cex w16sdtdh w16sdtfl w16du wp14">
+  <w:abstractNum w:abstractNumId="0" w15:restartNumberingAfterBreak="0">
+    <w:nsid w:val="14390E2E"/>
+    <w:multiLevelType w:val="multilevel"/>
+    <w:tmpl w:val="5C3A935E"/>
     <w:lvl w:ilvl="0">
       <w:start w:val="1"/>
       <w:numFmt w:val="bullet"/>
+      <w:lvlText w:val="●"/>
+      <w:lvlJc w:val="left"/>
+      <w:pPr>
+        <w:ind w:left="720" w:hanging="360"/>
+      </w:pPr>
+      <w:rPr>
+        <w:u w:val="none"/>
+      </w:rPr>
+    </w:lvl>
+    <w:lvl w:ilvl="1">
+      <w:start w:val="1"/>
+      <w:numFmt w:val="bullet"/>
+      <w:lvlText w:val="○"/>
+      <w:lvlJc w:val="left"/>
+      <w:pPr>
+        <w:ind w:left="1440" w:hanging="360"/>
+      </w:pPr>
+      <w:rPr>
+        <w:u w:val="none"/>
+      </w:rPr>
+    </w:lvl>
+    <w:lvl w:ilvl="2">
+      <w:start w:val="1"/>
+      <w:numFmt w:val="bullet"/>
+      <w:lvlText w:val="■"/>
+      <w:lvlJc w:val="left"/>
+      <w:pPr>
+        <w:ind w:left="2160" w:hanging="360"/>
+      </w:pPr>
+      <w:rPr>
+        <w:u w:val="none"/>
+      </w:rPr>
+    </w:lvl>
+    <w:lvl w:ilvl="3">
+      <w:start w:val="1"/>
+      <w:numFmt w:val="bullet"/>
+      <w:lvlText w:val="●"/>
+      <w:lvlJc w:val="left"/>
+      <w:pPr>
+        <w:ind w:left="2880" w:hanging="360"/>
+      </w:pPr>
+      <w:rPr>
+        <w:u w:val="none"/>
+      </w:rPr>
+    </w:lvl>
+    <w:lvl w:ilvl="4">
+      <w:start w:val="1"/>
+      <w:numFmt w:val="bullet"/>
+      <w:lvlText w:val="○"/>
+      <w:lvlJc w:val="left"/>
+      <w:pPr>
+        <w:ind w:left="3600" w:hanging="360"/>
+      </w:pPr>
+      <w:rPr>
+        <w:u w:val="none"/>
+      </w:rPr>
+    </w:lvl>
+    <w:lvl w:ilvl="5">
+      <w:start w:val="1"/>
+      <w:numFmt w:val="bullet"/>
+      <w:lvlText w:val="■"/>
+      <w:lvlJc w:val="left"/>
+      <w:pPr>
+        <w:ind w:left="4320" w:hanging="360"/>
+      </w:pPr>
+      <w:rPr>
+        <w:u w:val="none"/>
+      </w:rPr>
+    </w:lvl>
+    <w:lvl w:ilvl="6">
+      <w:start w:val="1"/>
+      <w:numFmt w:val="bullet"/>
+      <w:lvlText w:val="●"/>
+      <w:lvlJc w:val="left"/>
+      <w:pPr>
+        <w:ind w:left="5040" w:hanging="360"/>
+      </w:pPr>
+      <w:rPr>
+        <w:u w:val="none"/>
+      </w:rPr>
+    </w:lvl>
+    <w:lvl w:ilvl="7">
+      <w:start w:val="1"/>
+      <w:numFmt w:val="bullet"/>
+      <w:lvlText w:val="○"/>
+      <w:lvlJc w:val="left"/>
+      <w:pPr>
+        <w:ind w:left="5760" w:hanging="360"/>
+      </w:pPr>
+      <w:rPr>
+        <w:u w:val="none"/>
+      </w:rPr>
+    </w:lvl>
+    <w:lvl w:ilvl="8">
+      <w:start w:val="1"/>
+      <w:numFmt w:val="bullet"/>
+      <w:lvlText w:val="■"/>
+      <w:lvlJc w:val="left"/>
+      <w:pPr>
+        <w:ind w:left="6480" w:hanging="360"/>
+      </w:pPr>
+      <w:rPr>
+        <w:u w:val="none"/>
+      </w:rPr>
+    </w:lvl>
+  </w:abstractNum>
+  <w:abstractNum w:abstractNumId="1" w15:restartNumberingAfterBreak="0">
+    <w:nsid w:val="1A183207"/>
+    <w:multiLevelType w:val="multilevel"/>
+    <w:tmpl w:val="EA40230A"/>
+    <w:lvl w:ilvl="0">
+      <w:start w:val="1"/>
+      <w:numFmt w:val="bullet"/>
+      <w:lvlText w:val="●"/>
+      <w:lvlJc w:val="left"/>
+      <w:pPr>
+        <w:ind w:left="720" w:hanging="360"/>
+      </w:pPr>
+      <w:rPr>
+        <w:u w:val="none"/>
+      </w:rPr>
+    </w:lvl>
+    <w:lvl w:ilvl="1">
+      <w:start w:val="1"/>
+      <w:numFmt w:val="bullet"/>
+      <w:lvlText w:val="○"/>
+      <w:lvlJc w:val="left"/>
+      <w:pPr>
+        <w:ind w:left="1440" w:hanging="360"/>
+      </w:pPr>
+      <w:rPr>
+        <w:u w:val="none"/>
+      </w:rPr>
+    </w:lvl>
+    <w:lvl w:ilvl="2">
+      <w:start w:val="1"/>
+      <w:numFmt w:val="bullet"/>
+      <w:lvlText w:val="■"/>
+      <w:lvlJc w:val="left"/>
+      <w:pPr>
+        <w:ind w:left="2160" w:hanging="360"/>
+      </w:pPr>
+      <w:rPr>
+        <w:u w:val="none"/>
+      </w:rPr>
+    </w:lvl>
+    <w:lvl w:ilvl="3">
+      <w:start w:val="1"/>
+      <w:numFmt w:val="bullet"/>
+      <w:lvlText w:val="●"/>
+      <w:lvlJc w:val="left"/>
+      <w:pPr>
+        <w:ind w:left="2880" w:hanging="360"/>
+      </w:pPr>
+      <w:rPr>
+        <w:u w:val="none"/>
+      </w:rPr>
+    </w:lvl>
+    <w:lvl w:ilvl="4">
+      <w:start w:val="1"/>
+      <w:numFmt w:val="bullet"/>
+      <w:lvlText w:val="○"/>
+      <w:lvlJc w:val="left"/>
+      <w:pPr>
+        <w:ind w:left="3600" w:hanging="360"/>
+      </w:pPr>
+      <w:rPr>
+        <w:u w:val="none"/>
+      </w:rPr>
+    </w:lvl>
+    <w:lvl w:ilvl="5">
+      <w:start w:val="1"/>
+      <w:numFmt w:val="bullet"/>
+      <w:lvlText w:val="■"/>
+      <w:lvlJc w:val="left"/>
+      <w:pPr>
+        <w:ind w:left="4320" w:hanging="360"/>
+      </w:pPr>
+      <w:rPr>
+        <w:u w:val="none"/>
+      </w:rPr>
+    </w:lvl>
+    <w:lvl w:ilvl="6">
+      <w:start w:val="1"/>
+      <w:numFmt w:val="bullet"/>
+      <w:lvlText w:val="●"/>
+      <w:lvlJc w:val="left"/>
+      <w:pPr>
+        <w:ind w:left="5040" w:hanging="360"/>
+      </w:pPr>
+      <w:rPr>
+        <w:u w:val="none"/>
+      </w:rPr>
+    </w:lvl>
+    <w:lvl w:ilvl="7">
+      <w:start w:val="1"/>
+      <w:numFmt w:val="bullet"/>
+      <w:lvlText w:val="○"/>
+      <w:lvlJc w:val="left"/>
+      <w:pPr>
+        <w:ind w:left="5760" w:hanging="360"/>
+      </w:pPr>
+      <w:rPr>
+        <w:u w:val="none"/>
+      </w:rPr>
+    </w:lvl>
+    <w:lvl w:ilvl="8">
+      <w:start w:val="1"/>
+      <w:numFmt w:val="bullet"/>
+      <w:lvlText w:val="■"/>
+      <w:lvlJc w:val="left"/>
+      <w:pPr>
+        <w:ind w:left="6480" w:hanging="360"/>
+      </w:pPr>
+      <w:rPr>
+        <w:u w:val="none"/>
+      </w:rPr>
+    </w:lvl>
+  </w:abstractNum>
+  <w:abstractNum w:abstractNumId="2" w15:restartNumberingAfterBreak="0">
+    <w:nsid w:val="2E54173C"/>
+    <w:multiLevelType w:val="multilevel"/>
+    <w:tmpl w:val="D9C874C8"/>
+    <w:lvl w:ilvl="0">
+      <w:start w:val="1"/>
+      <w:numFmt w:val="bullet"/>
       <w:lvlText w:val="-"/>
       <w:lvlJc w:val="left"/>
       <w:pPr>
@@ -1763,7 +1779,10 @@
       </w:rPr>
     </w:lvl>
   </w:abstractNum>
-  <w:abstractNum w:abstractNumId="2">
+  <w:abstractNum w:abstractNumId="3" w15:restartNumberingAfterBreak="0">
+    <w:nsid w:val="308F29A8"/>
+    <w:multiLevelType w:val="multilevel"/>
+    <w:tmpl w:val="B6C2E5B4"/>
     <w:lvl w:ilvl="0">
       <w:start w:val="1"/>
       <w:numFmt w:val="bullet"/>
@@ -1873,7 +1892,10 @@
       </w:rPr>
     </w:lvl>
   </w:abstractNum>
-  <w:abstractNum w:abstractNumId="3">
+  <w:abstractNum w:abstractNumId="4" w15:restartNumberingAfterBreak="0">
+    <w:nsid w:val="3BDC2915"/>
+    <w:multiLevelType w:val="multilevel"/>
+    <w:tmpl w:val="808E2DB8"/>
     <w:lvl w:ilvl="0">
       <w:start w:val="1"/>
       <w:numFmt w:val="bullet"/>
@@ -1983,7 +2005,10 @@
       </w:rPr>
     </w:lvl>
   </w:abstractNum>
-  <w:abstractNum w:abstractNumId="4">
+  <w:abstractNum w:abstractNumId="5" w15:restartNumberingAfterBreak="0">
+    <w:nsid w:val="443039FF"/>
+    <w:multiLevelType w:val="multilevel"/>
+    <w:tmpl w:val="68E45520"/>
     <w:lvl w:ilvl="0">
       <w:start w:val="1"/>
       <w:numFmt w:val="bullet"/>
@@ -2093,7 +2118,10 @@
       </w:rPr>
     </w:lvl>
   </w:abstractNum>
-  <w:abstractNum w:abstractNumId="5">
+  <w:abstractNum w:abstractNumId="6" w15:restartNumberingAfterBreak="0">
+    <w:nsid w:val="4A6B3EAF"/>
+    <w:multiLevelType w:val="multilevel"/>
+    <w:tmpl w:val="092C15EE"/>
     <w:lvl w:ilvl="0">
       <w:start w:val="1"/>
       <w:numFmt w:val="bullet"/>
@@ -2203,7 +2231,10 @@
       </w:rPr>
     </w:lvl>
   </w:abstractNum>
-  <w:abstractNum w:abstractNumId="6">
+  <w:abstractNum w:abstractNumId="7" w15:restartNumberingAfterBreak="0">
+    <w:nsid w:val="6D24500D"/>
+    <w:multiLevelType w:val="multilevel"/>
+    <w:tmpl w:val="9A92679A"/>
     <w:lvl w:ilvl="0">
       <w:start w:val="1"/>
       <w:numFmt w:val="bullet"/>
@@ -2313,262 +2344,42 @@
       </w:rPr>
     </w:lvl>
   </w:abstractNum>
-  <w:abstractNum w:abstractNumId="7">
-    <w:lvl w:ilvl="0">
-      <w:start w:val="1"/>
-      <w:numFmt w:val="bullet"/>
-      <w:lvlText w:val="●"/>
-      <w:lvlJc w:val="left"/>
-      <w:pPr>
-        <w:ind w:left="720" w:hanging="360"/>
-      </w:pPr>
-      <w:rPr>
-        <w:u w:val="none"/>
-      </w:rPr>
-    </w:lvl>
-    <w:lvl w:ilvl="1">
-      <w:start w:val="1"/>
-      <w:numFmt w:val="bullet"/>
-      <w:lvlText w:val="○"/>
-      <w:lvlJc w:val="left"/>
-      <w:pPr>
-        <w:ind w:left="1440" w:hanging="360"/>
-      </w:pPr>
-      <w:rPr>
-        <w:u w:val="none"/>
-      </w:rPr>
-    </w:lvl>
-    <w:lvl w:ilvl="2">
-      <w:start w:val="1"/>
-      <w:numFmt w:val="bullet"/>
-      <w:lvlText w:val="■"/>
-      <w:lvlJc w:val="left"/>
-      <w:pPr>
-        <w:ind w:left="2160" w:hanging="360"/>
-      </w:pPr>
-      <w:rPr>
-        <w:u w:val="none"/>
-      </w:rPr>
-    </w:lvl>
-    <w:lvl w:ilvl="3">
-      <w:start w:val="1"/>
-      <w:numFmt w:val="bullet"/>
-      <w:lvlText w:val="●"/>
-      <w:lvlJc w:val="left"/>
-      <w:pPr>
-        <w:ind w:left="2880" w:hanging="360"/>
-      </w:pPr>
-      <w:rPr>
-        <w:u w:val="none"/>
-      </w:rPr>
-    </w:lvl>
-    <w:lvl w:ilvl="4">
-      <w:start w:val="1"/>
-      <w:numFmt w:val="bullet"/>
-      <w:lvlText w:val="○"/>
-      <w:lvlJc w:val="left"/>
-      <w:pPr>
-        <w:ind w:left="3600" w:hanging="360"/>
-      </w:pPr>
-      <w:rPr>
-        <w:u w:val="none"/>
-      </w:rPr>
-    </w:lvl>
-    <w:lvl w:ilvl="5">
-      <w:start w:val="1"/>
-      <w:numFmt w:val="bullet"/>
-      <w:lvlText w:val="■"/>
-      <w:lvlJc w:val="left"/>
-      <w:pPr>
-        <w:ind w:left="4320" w:hanging="360"/>
-      </w:pPr>
-      <w:rPr>
-        <w:u w:val="none"/>
-      </w:rPr>
-    </w:lvl>
-    <w:lvl w:ilvl="6">
-      <w:start w:val="1"/>
-      <w:numFmt w:val="bullet"/>
-      <w:lvlText w:val="●"/>
-      <w:lvlJc w:val="left"/>
-      <w:pPr>
-        <w:ind w:left="5040" w:hanging="360"/>
-      </w:pPr>
-      <w:rPr>
-        <w:u w:val="none"/>
-      </w:rPr>
-    </w:lvl>
-    <w:lvl w:ilvl="7">
-      <w:start w:val="1"/>
-      <w:numFmt w:val="bullet"/>
-      <w:lvlText w:val="○"/>
-      <w:lvlJc w:val="left"/>
-      <w:pPr>
-        <w:ind w:left="5760" w:hanging="360"/>
-      </w:pPr>
-      <w:rPr>
-        <w:u w:val="none"/>
-      </w:rPr>
-    </w:lvl>
-    <w:lvl w:ilvl="8">
-      <w:start w:val="1"/>
-      <w:numFmt w:val="bullet"/>
-      <w:lvlText w:val="■"/>
-      <w:lvlJc w:val="left"/>
-      <w:pPr>
-        <w:ind w:left="6480" w:hanging="360"/>
-      </w:pPr>
-      <w:rPr>
-        <w:u w:val="none"/>
-      </w:rPr>
-    </w:lvl>
-  </w:abstractNum>
-  <w:abstractNum w:abstractNumId="8">
-    <w:lvl w:ilvl="0">
-      <w:start w:val="1"/>
-      <w:numFmt w:val="bullet"/>
-      <w:lvlText w:val="●"/>
-      <w:lvlJc w:val="left"/>
-      <w:pPr>
-        <w:ind w:left="720" w:hanging="360"/>
-      </w:pPr>
-      <w:rPr>
-        <w:u w:val="none"/>
-      </w:rPr>
-    </w:lvl>
-    <w:lvl w:ilvl="1">
-      <w:start w:val="1"/>
-      <w:numFmt w:val="bullet"/>
-      <w:lvlText w:val="○"/>
-      <w:lvlJc w:val="left"/>
-      <w:pPr>
-        <w:ind w:left="1440" w:hanging="360"/>
-      </w:pPr>
-      <w:rPr>
-        <w:u w:val="none"/>
-      </w:rPr>
-    </w:lvl>
-    <w:lvl w:ilvl="2">
-      <w:start w:val="1"/>
-      <w:numFmt w:val="bullet"/>
-      <w:lvlText w:val="■"/>
-      <w:lvlJc w:val="left"/>
-      <w:pPr>
-        <w:ind w:left="2160" w:hanging="360"/>
-      </w:pPr>
-      <w:rPr>
-        <w:u w:val="none"/>
-      </w:rPr>
-    </w:lvl>
-    <w:lvl w:ilvl="3">
-      <w:start w:val="1"/>
-      <w:numFmt w:val="bullet"/>
-      <w:lvlText w:val="●"/>
-      <w:lvlJc w:val="left"/>
-      <w:pPr>
-        <w:ind w:left="2880" w:hanging="360"/>
-      </w:pPr>
-      <w:rPr>
-        <w:u w:val="none"/>
-      </w:rPr>
-    </w:lvl>
-    <w:lvl w:ilvl="4">
-      <w:start w:val="1"/>
-      <w:numFmt w:val="bullet"/>
-      <w:lvlText w:val="○"/>
-      <w:lvlJc w:val="left"/>
-      <w:pPr>
-        <w:ind w:left="3600" w:hanging="360"/>
-      </w:pPr>
-      <w:rPr>
-        <w:u w:val="none"/>
-      </w:rPr>
-    </w:lvl>
-    <w:lvl w:ilvl="5">
-      <w:start w:val="1"/>
-      <w:numFmt w:val="bullet"/>
-      <w:lvlText w:val="■"/>
-      <w:lvlJc w:val="left"/>
-      <w:pPr>
-        <w:ind w:left="4320" w:hanging="360"/>
-      </w:pPr>
-      <w:rPr>
-        <w:u w:val="none"/>
-      </w:rPr>
-    </w:lvl>
-    <w:lvl w:ilvl="6">
-      <w:start w:val="1"/>
-      <w:numFmt w:val="bullet"/>
-      <w:lvlText w:val="●"/>
-      <w:lvlJc w:val="left"/>
-      <w:pPr>
-        <w:ind w:left="5040" w:hanging="360"/>
-      </w:pPr>
-      <w:rPr>
-        <w:u w:val="none"/>
-      </w:rPr>
-    </w:lvl>
-    <w:lvl w:ilvl="7">
-      <w:start w:val="1"/>
-      <w:numFmt w:val="bullet"/>
-      <w:lvlText w:val="○"/>
-      <w:lvlJc w:val="left"/>
-      <w:pPr>
-        <w:ind w:left="5760" w:hanging="360"/>
-      </w:pPr>
-      <w:rPr>
-        <w:u w:val="none"/>
-      </w:rPr>
-    </w:lvl>
-    <w:lvl w:ilvl="8">
-      <w:start w:val="1"/>
-      <w:numFmt w:val="bullet"/>
-      <w:lvlText w:val="■"/>
-      <w:lvlJc w:val="left"/>
-      <w:pPr>
-        <w:ind w:left="6480" w:hanging="360"/>
-      </w:pPr>
-      <w:rPr>
-        <w:u w:val="none"/>
-      </w:rPr>
-    </w:lvl>
-  </w:abstractNum>
-  <w:num w:numId="1">
+  <w:num w:numId="1" w16cid:durableId="870141950">
+    <w:abstractNumId w:val="2"/>
+  </w:num>
+  <w:num w:numId="2" w16cid:durableId="996962404">
+    <w:abstractNumId w:val="5"/>
+  </w:num>
+  <w:num w:numId="3" w16cid:durableId="1086924554">
     <w:abstractNumId w:val="1"/>
   </w:num>
-  <w:num w:numId="2">
-    <w:abstractNumId w:val="2"/>
+  <w:num w:numId="4" w16cid:durableId="487407410">
+    <w:abstractNumId w:val="4"/>
   </w:num>
-  <w:num w:numId="3">
+  <w:num w:numId="5" w16cid:durableId="72558115">
     <w:abstractNumId w:val="3"/>
   </w:num>
-  <w:num w:numId="4">
-    <w:abstractNumId w:val="4"/>
-  </w:num>
-  <w:num w:numId="5">
-    <w:abstractNumId w:val="5"/>
-  </w:num>
-  <w:num w:numId="6">
-    <w:abstractNumId w:val="6"/>
-  </w:num>
-  <w:num w:numId="7">
+  <w:num w:numId="6" w16cid:durableId="765808988">
     <w:abstractNumId w:val="7"/>
   </w:num>
-  <w:num w:numId="8">
-    <w:abstractNumId w:val="8"/>
+  <w:num w:numId="7" w16cid:durableId="1344437497">
+    <w:abstractNumId w:val="0"/>
+  </w:num>
+  <w:num w:numId="8" w16cid:durableId="1961448654">
+    <w:abstractNumId w:val="6"/>
   </w:num>
 </w:numbering>
 </file>
 
 <file path=word/styles.xml><?xml version="1.0" encoding="utf-8"?>
-<w:styles xmlns:mc="http://schemas.openxmlformats.org/markup-compatibility/2006" xmlns:o="urn:schemas-microsoft-com:office:office" xmlns:r="http://schemas.openxmlformats.org/officeDocument/2006/relationships" xmlns:m="http://schemas.openxmlformats.org/officeDocument/2006/math" xmlns:v="urn:schemas-microsoft-com:vml" xmlns:wp="http://schemas.openxmlformats.org/drawingml/2006/wordprocessingDrawing" xmlns:w10="urn:schemas-microsoft-com:office:word" xmlns:w="http://schemas.openxmlformats.org/wordprocessingml/2006/main" xmlns:wne="http://schemas.microsoft.com/office/word/2006/wordml" xmlns:sl="http://schemas.openxmlformats.org/schemaLibrary/2006/main" xmlns:a="http://schemas.openxmlformats.org/drawingml/2006/main" xmlns:pic="http://schemas.openxmlformats.org/drawingml/2006/picture" xmlns:c="http://schemas.openxmlformats.org/drawingml/2006/chart" xmlns:lc="http://schemas.openxmlformats.org/drawingml/2006/lockedCanvas" xmlns:dgm="http://schemas.openxmlformats.org/drawingml/2006/diagram" xmlns:wps="http://schemas.microsoft.com/office/word/2010/wordprocessingShape" xmlns:wpg="http://schemas.microsoft.com/office/word/2010/wordprocessingGroup" xmlns:w14="http://schemas.microsoft.com/office/word/2010/wordml" xmlns:w15="http://schemas.microsoft.com/office/word/2012/wordml" xmlns:w16="http://schemas.microsoft.com/office/word/2018/wordml" xmlns:w16cex="http://schemas.microsoft.com/office/word/2018/wordml/cex" xmlns:w16cid="http://schemas.microsoft.com/office/word/2016/wordml/cid" xmlns="http://schemas.microsoft.com/office/tasks/2019/documenttasks" xmlns:cr="http://schemas.microsoft.com/office/comments/2020/reactions">
+<w:styles xmlns:mc="http://schemas.openxmlformats.org/markup-compatibility/2006" xmlns:r="http://schemas.openxmlformats.org/officeDocument/2006/relationships" xmlns:w="http://schemas.openxmlformats.org/wordprocessingml/2006/main" xmlns:w14="http://schemas.microsoft.com/office/word/2010/wordml" xmlns:w15="http://schemas.microsoft.com/office/word/2012/wordml" xmlns:w16cex="http://schemas.microsoft.com/office/word/2018/wordml/cex" xmlns:w16cid="http://schemas.microsoft.com/office/word/2016/wordml/cid" xmlns:w16="http://schemas.microsoft.com/office/word/2018/wordml" xmlns:w16du="http://schemas.microsoft.com/office/word/2023/wordml/word16du" xmlns:w16sdtdh="http://schemas.microsoft.com/office/word/2020/wordml/sdtdatahash" xmlns:w16sdtfl="http://schemas.microsoft.com/office/word/2024/wordml/sdtformatlock" xmlns:w16se="http://schemas.microsoft.com/office/word/2015/wordml/symex" mc:Ignorable="w14 w15 w16se w16cid w16 w16cex w16sdtdh w16sdtfl w16du">
   <w:docDefaults>
     <w:rPrDefault>
       <w:rPr>
-        <w:rFonts w:ascii="Arial" w:cs="Arial" w:eastAsia="Arial" w:hAnsi="Arial"/>
+        <w:rFonts w:ascii="Arial" w:eastAsia="Arial" w:hAnsi="Arial" w:cs="Arial"/>
         <w:sz w:val="22"/>
         <w:szCs w:val="22"/>
-        <w:lang w:val="en"/>
+        <w:lang w:val="en" w:eastAsia="en-US" w:bidi="ar-SA"/>
       </w:rPr>
     </w:rPrDefault>
     <w:pPrDefault>
@@ -2577,29 +2388,399 @@
       </w:pPr>
     </w:pPrDefault>
   </w:docDefaults>
-  <w:style w:type="table" w:styleId="TableNormal" w:default="1">
-    <w:name w:val="TableNormal"/>
-    <w:tblPr>
-      <w:tblCellMar>
-        <w:top w:w="100.0" w:type="dxa"/>
-        <w:left w:w="100.0" w:type="dxa"/>
-        <w:bottom w:w="100.0" w:type="dxa"/>
-        <w:right w:w="100.0" w:type="dxa"/>
-      </w:tblCellMar>
-    </w:tblPr>
-  </w:style>
-  <w:style w:type="paragraph" w:styleId="Normal" w:default="1">
-    <w:name w:val="normal"/>
+  <w:latentStyles w:defLockedState="0" w:defUIPriority="99" w:defSemiHidden="0" w:defUnhideWhenUsed="0" w:defQFormat="0" w:count="376">
+    <w:lsdException w:name="Normal" w:uiPriority="0" w:qFormat="1"/>
+    <w:lsdException w:name="heading 1" w:uiPriority="9" w:qFormat="1"/>
+    <w:lsdException w:name="heading 2" w:semiHidden="1" w:uiPriority="9" w:unhideWhenUsed="1" w:qFormat="1"/>
+    <w:lsdException w:name="heading 3" w:semiHidden="1" w:uiPriority="9" w:unhideWhenUsed="1" w:qFormat="1"/>
+    <w:lsdException w:name="heading 4" w:semiHidden="1" w:uiPriority="9" w:unhideWhenUsed="1" w:qFormat="1"/>
+    <w:lsdException w:name="heading 5" w:semiHidden="1" w:uiPriority="9" w:unhideWhenUsed="1" w:qFormat="1"/>
+    <w:lsdException w:name="heading 6" w:semiHidden="1" w:uiPriority="9" w:unhideWhenUsed="1" w:qFormat="1"/>
+    <w:lsdException w:name="heading 7" w:semiHidden="1" w:uiPriority="9" w:unhideWhenUsed="1" w:qFormat="1"/>
+    <w:lsdException w:name="heading 8" w:semiHidden="1" w:uiPriority="9" w:unhideWhenUsed="1" w:qFormat="1"/>
+    <w:lsdException w:name="heading 9" w:semiHidden="1" w:uiPriority="9" w:unhideWhenUsed="1" w:qFormat="1"/>
+    <w:lsdException w:name="index 1" w:semiHidden="1" w:unhideWhenUsed="1"/>
+    <w:lsdException w:name="index 2" w:semiHidden="1" w:unhideWhenUsed="1"/>
+    <w:lsdException w:name="index 3" w:semiHidden="1" w:unhideWhenUsed="1"/>
+    <w:lsdException w:name="index 4" w:semiHidden="1" w:unhideWhenUsed="1"/>
+    <w:lsdException w:name="index 5" w:semiHidden="1" w:unhideWhenUsed="1"/>
+    <w:lsdException w:name="index 6" w:semiHidden="1" w:unhideWhenUsed="1"/>
+    <w:lsdException w:name="index 7" w:semiHidden="1" w:unhideWhenUsed="1"/>
+    <w:lsdException w:name="index 8" w:semiHidden="1" w:unhideWhenUsed="1"/>
+    <w:lsdException w:name="index 9" w:semiHidden="1" w:unhideWhenUsed="1"/>
+    <w:lsdException w:name="toc 1" w:semiHidden="1" w:uiPriority="39" w:unhideWhenUsed="1"/>
+    <w:lsdException w:name="toc 2" w:semiHidden="1" w:uiPriority="39" w:unhideWhenUsed="1"/>
+    <w:lsdException w:name="toc 3" w:semiHidden="1" w:uiPriority="39" w:unhideWhenUsed="1"/>
+    <w:lsdException w:name="toc 4" w:semiHidden="1" w:uiPriority="39" w:unhideWhenUsed="1"/>
+    <w:lsdException w:name="toc 5" w:semiHidden="1" w:uiPriority="39" w:unhideWhenUsed="1"/>
+    <w:lsdException w:name="toc 6" w:semiHidden="1" w:uiPriority="39" w:unhideWhenUsed="1"/>
+    <w:lsdException w:name="toc 7" w:semiHidden="1" w:uiPriority="39" w:unhideWhenUsed="1"/>
+    <w:lsdException w:name="toc 8" w:semiHidden="1" w:uiPriority="39" w:unhideWhenUsed="1"/>
+    <w:lsdException w:name="toc 9" w:semiHidden="1" w:uiPriority="39" w:unhideWhenUsed="1"/>
+    <w:lsdException w:name="Normal Indent" w:semiHidden="1" w:unhideWhenUsed="1"/>
+    <w:lsdException w:name="footnote text" w:semiHidden="1" w:unhideWhenUsed="1"/>
+    <w:lsdException w:name="annotation text" w:semiHidden="1" w:unhideWhenUsed="1"/>
+    <w:lsdException w:name="header" w:semiHidden="1" w:unhideWhenUsed="1"/>
+    <w:lsdException w:name="footer" w:semiHidden="1" w:unhideWhenUsed="1"/>
+    <w:lsdException w:name="index heading" w:semiHidden="1" w:unhideWhenUsed="1"/>
+    <w:lsdException w:name="caption" w:semiHidden="1" w:uiPriority="35" w:unhideWhenUsed="1" w:qFormat="1"/>
+    <w:lsdException w:name="table of figures" w:semiHidden="1" w:unhideWhenUsed="1"/>
+    <w:lsdException w:name="envelope address" w:semiHidden="1" w:unhideWhenUsed="1"/>
+    <w:lsdException w:name="envelope return" w:semiHidden="1" w:unhideWhenUsed="1"/>
+    <w:lsdException w:name="footnote reference" w:semiHidden="1" w:unhideWhenUsed="1"/>
+    <w:lsdException w:name="annotation reference" w:semiHidden="1" w:unhideWhenUsed="1"/>
+    <w:lsdException w:name="line number" w:semiHidden="1" w:unhideWhenUsed="1"/>
+    <w:lsdException w:name="page number" w:semiHidden="1" w:unhideWhenUsed="1"/>
+    <w:lsdException w:name="endnote reference" w:semiHidden="1" w:unhideWhenUsed="1"/>
+    <w:lsdException w:name="endnote text" w:semiHidden="1" w:unhideWhenUsed="1"/>
+    <w:lsdException w:name="table of authorities" w:semiHidden="1" w:unhideWhenUsed="1"/>
+    <w:lsdException w:name="macro" w:semiHidden="1" w:unhideWhenUsed="1"/>
+    <w:lsdException w:name="toa heading" w:semiHidden="1" w:unhideWhenUsed="1"/>
+    <w:lsdException w:name="List" w:semiHidden="1" w:unhideWhenUsed="1"/>
+    <w:lsdException w:name="List Bullet" w:semiHidden="1" w:unhideWhenUsed="1"/>
+    <w:lsdException w:name="List Number" w:semiHidden="1" w:unhideWhenUsed="1"/>
+    <w:lsdException w:name="List 2" w:semiHidden="1" w:unhideWhenUsed="1"/>
+    <w:lsdException w:name="List 3" w:semiHidden="1" w:unhideWhenUsed="1"/>
+    <w:lsdException w:name="List 4" w:semiHidden="1" w:unhideWhenUsed="1"/>
+    <w:lsdException w:name="List 5" w:semiHidden="1" w:unhideWhenUsed="1"/>
+    <w:lsdException w:name="List Bullet 2" w:semiHidden="1" w:unhideWhenUsed="1"/>
+    <w:lsdException w:name="List Bullet 3" w:semiHidden="1" w:unhideWhenUsed="1"/>
+    <w:lsdException w:name="List Bullet 4" w:semiHidden="1" w:unhideWhenUsed="1"/>
+    <w:lsdException w:name="List Bullet 5" w:semiHidden="1" w:unhideWhenUsed="1"/>
+    <w:lsdException w:name="List Number 2" w:semiHidden="1" w:unhideWhenUsed="1"/>
+    <w:lsdException w:name="List Number 3" w:semiHidden="1" w:unhideWhenUsed="1"/>
+    <w:lsdException w:name="List Number 4" w:semiHidden="1" w:unhideWhenUsed="1"/>
+    <w:lsdException w:name="List Number 5" w:semiHidden="1" w:unhideWhenUsed="1"/>
+    <w:lsdException w:name="Title" w:uiPriority="10" w:qFormat="1"/>
+    <w:lsdException w:name="Closing" w:semiHidden="1" w:unhideWhenUsed="1"/>
+    <w:lsdException w:name="Signature" w:semiHidden="1" w:unhideWhenUsed="1"/>
+    <w:lsdException w:name="Default Paragraph Font" w:semiHidden="1" w:uiPriority="1" w:unhideWhenUsed="1"/>
+    <w:lsdException w:name="Body Text" w:semiHidden="1" w:unhideWhenUsed="1"/>
+    <w:lsdException w:name="Body Text Indent" w:semiHidden="1" w:unhideWhenUsed="1"/>
+    <w:lsdException w:name="List Continue" w:semiHidden="1" w:unhideWhenUsed="1"/>
+    <w:lsdException w:name="List Continue 2" w:semiHidden="1" w:unhideWhenUsed="1"/>
+    <w:lsdException w:name="List Continue 3" w:semiHidden="1" w:unhideWhenUsed="1"/>
+    <w:lsdException w:name="List Continue 4" w:semiHidden="1" w:unhideWhenUsed="1"/>
+    <w:lsdException w:name="List Continue 5" w:semiHidden="1" w:unhideWhenUsed="1"/>
+    <w:lsdException w:name="Message Header" w:semiHidden="1" w:unhideWhenUsed="1"/>
+    <w:lsdException w:name="Subtitle" w:uiPriority="11" w:qFormat="1"/>
+    <w:lsdException w:name="Salutation" w:semiHidden="1" w:unhideWhenUsed="1"/>
+    <w:lsdException w:name="Date" w:semiHidden="1" w:unhideWhenUsed="1"/>
+    <w:lsdException w:name="Body Text First Indent" w:semiHidden="1" w:unhideWhenUsed="1"/>
+    <w:lsdException w:name="Body Text First Indent 2" w:semiHidden="1" w:unhideWhenUsed="1"/>
+    <w:lsdException w:name="Note Heading" w:semiHidden="1" w:unhideWhenUsed="1"/>
+    <w:lsdException w:name="Body Text 2" w:semiHidden="1" w:unhideWhenUsed="1"/>
+    <w:lsdException w:name="Body Text 3" w:semiHidden="1" w:unhideWhenUsed="1"/>
+    <w:lsdException w:name="Body Text Indent 2" w:semiHidden="1" w:unhideWhenUsed="1"/>
+    <w:lsdException w:name="Body Text Indent 3" w:semiHidden="1" w:unhideWhenUsed="1"/>
+    <w:lsdException w:name="Block Text" w:semiHidden="1" w:unhideWhenUsed="1"/>
+    <w:lsdException w:name="Hyperlink" w:semiHidden="1" w:unhideWhenUsed="1"/>
+    <w:lsdException w:name="FollowedHyperlink" w:semiHidden="1" w:unhideWhenUsed="1"/>
+    <w:lsdException w:name="Strong" w:uiPriority="22" w:qFormat="1"/>
+    <w:lsdException w:name="Emphasis" w:uiPriority="20" w:qFormat="1"/>
+    <w:lsdException w:name="Document Map" w:semiHidden="1" w:unhideWhenUsed="1"/>
+    <w:lsdException w:name="Plain Text" w:semiHidden="1" w:unhideWhenUsed="1"/>
+    <w:lsdException w:name="E-mail Signature" w:semiHidden="1" w:unhideWhenUsed="1"/>
+    <w:lsdException w:name="HTML Top of Form" w:semiHidden="1" w:unhideWhenUsed="1"/>
+    <w:lsdException w:name="HTML Bottom of Form" w:semiHidden="1" w:unhideWhenUsed="1"/>
+    <w:lsdException w:name="Normal (Web)" w:semiHidden="1" w:unhideWhenUsed="1"/>
+    <w:lsdException w:name="HTML Acronym" w:semiHidden="1" w:unhideWhenUsed="1"/>
+    <w:lsdException w:name="HTML Address" w:semiHidden="1" w:unhideWhenUsed="1"/>
+    <w:lsdException w:name="HTML Cite" w:semiHidden="1" w:unhideWhenUsed="1"/>
+    <w:lsdException w:name="HTML Code" w:semiHidden="1" w:unhideWhenUsed="1"/>
+    <w:lsdException w:name="HTML Definition" w:semiHidden="1" w:unhideWhenUsed="1"/>
+    <w:lsdException w:name="HTML Keyboard" w:semiHidden="1" w:unhideWhenUsed="1"/>
+    <w:lsdException w:name="HTML Preformatted" w:semiHidden="1" w:unhideWhenUsed="1"/>
+    <w:lsdException w:name="HTML Sample" w:semiHidden="1" w:unhideWhenUsed="1"/>
+    <w:lsdException w:name="HTML Typewriter" w:semiHidden="1" w:unhideWhenUsed="1"/>
+    <w:lsdException w:name="HTML Variable" w:semiHidden="1" w:unhideWhenUsed="1"/>
+    <w:lsdException w:name="Normal Table" w:semiHidden="1" w:unhideWhenUsed="1"/>
+    <w:lsdException w:name="annotation subject" w:semiHidden="1" w:unhideWhenUsed="1"/>
+    <w:lsdException w:name="No List" w:semiHidden="1" w:unhideWhenUsed="1"/>
+    <w:lsdException w:name="Outline List 1" w:semiHidden="1" w:unhideWhenUsed="1"/>
+    <w:lsdException w:name="Outline List 2" w:semiHidden="1" w:unhideWhenUsed="1"/>
+    <w:lsdException w:name="Outline List 3" w:semiHidden="1" w:unhideWhenUsed="1"/>
+    <w:lsdException w:name="Table Simple 1" w:semiHidden="1" w:unhideWhenUsed="1"/>
+    <w:lsdException w:name="Table Simple 2" w:semiHidden="1" w:unhideWhenUsed="1"/>
+    <w:lsdException w:name="Table Simple 3" w:semiHidden="1" w:unhideWhenUsed="1"/>
+    <w:lsdException w:name="Table Classic 1" w:semiHidden="1" w:unhideWhenUsed="1"/>
+    <w:lsdException w:name="Table Classic 2" w:semiHidden="1" w:unhideWhenUsed="1"/>
+    <w:lsdException w:name="Table Classic 3" w:semiHidden="1" w:unhideWhenUsed="1"/>
+    <w:lsdException w:name="Table Classic 4" w:semiHidden="1" w:unhideWhenUsed="1"/>
+    <w:lsdException w:name="Table Colorful 1" w:semiHidden="1" w:unhideWhenUsed="1"/>
+    <w:lsdException w:name="Table Colorful 2" w:semiHidden="1" w:unhideWhenUsed="1"/>
+    <w:lsdException w:name="Table Colorful 3" w:semiHidden="1" w:unhideWhenUsed="1"/>
+    <w:lsdException w:name="Table Columns 1" w:semiHidden="1" w:unhideWhenUsed="1"/>
+    <w:lsdException w:name="Table Columns 2" w:semiHidden="1" w:unhideWhenUsed="1"/>
+    <w:lsdException w:name="Table Columns 3" w:semiHidden="1" w:unhideWhenUsed="1"/>
+    <w:lsdException w:name="Table Columns 4" w:semiHidden="1" w:unhideWhenUsed="1"/>
+    <w:lsdException w:name="Table Columns 5" w:semiHidden="1" w:unhideWhenUsed="1"/>
+    <w:lsdException w:name="Table Grid 1" w:semiHidden="1" w:unhideWhenUsed="1"/>
+    <w:lsdException w:name="Table Grid 2" w:semiHidden="1" w:unhideWhenUsed="1"/>
+    <w:lsdException w:name="Table Grid 3" w:semiHidden="1" w:unhideWhenUsed="1"/>
+    <w:lsdException w:name="Table Grid 4" w:semiHidden="1" w:unhideWhenUsed="1"/>
+    <w:lsdException w:name="Table Grid 5" w:semiHidden="1" w:unhideWhenUsed="1"/>
+    <w:lsdException w:name="Table Grid 6" w:semiHidden="1" w:unhideWhenUsed="1"/>
+    <w:lsdException w:name="Table Grid 7" w:semiHidden="1" w:unhideWhenUsed="1"/>
+    <w:lsdException w:name="Table Grid 8" w:semiHidden="1" w:unhideWhenUsed="1"/>
+    <w:lsdException w:name="Table List 1" w:semiHidden="1" w:unhideWhenUsed="1"/>
+    <w:lsdException w:name="Table List 2" w:semiHidden="1" w:unhideWhenUsed="1"/>
+    <w:lsdException w:name="Table List 3" w:semiHidden="1" w:unhideWhenUsed="1"/>
+    <w:lsdException w:name="Table List 4" w:semiHidden="1" w:unhideWhenUsed="1"/>
+    <w:lsdException w:name="Table List 5" w:semiHidden="1" w:unhideWhenUsed="1"/>
+    <w:lsdException w:name="Table List 6" w:semiHidden="1" w:unhideWhenUsed="1"/>
+    <w:lsdException w:name="Table List 7" w:semiHidden="1" w:unhideWhenUsed="1"/>
+    <w:lsdException w:name="Table List 8" w:semiHidden="1" w:unhideWhenUsed="1"/>
+    <w:lsdException w:name="Table 3D effects 1" w:semiHidden="1" w:unhideWhenUsed="1"/>
+    <w:lsdException w:name="Table 3D effects 2" w:semiHidden="1" w:unhideWhenUsed="1"/>
+    <w:lsdException w:name="Table 3D effects 3" w:semiHidden="1" w:unhideWhenUsed="1"/>
+    <w:lsdException w:name="Table Contemporary" w:semiHidden="1" w:unhideWhenUsed="1"/>
+    <w:lsdException w:name="Table Elegant" w:semiHidden="1" w:unhideWhenUsed="1"/>
+    <w:lsdException w:name="Table Professional" w:semiHidden="1" w:unhideWhenUsed="1"/>
+    <w:lsdException w:name="Table Subtle 1" w:semiHidden="1" w:unhideWhenUsed="1"/>
+    <w:lsdException w:name="Table Subtle 2" w:semiHidden="1" w:unhideWhenUsed="1"/>
+    <w:lsdException w:name="Table Web 1" w:semiHidden="1" w:unhideWhenUsed="1"/>
+    <w:lsdException w:name="Table Web 2" w:semiHidden="1" w:unhideWhenUsed="1"/>
+    <w:lsdException w:name="Table Web 3" w:semiHidden="1" w:unhideWhenUsed="1"/>
+    <w:lsdException w:name="Balloon Text" w:semiHidden="1" w:unhideWhenUsed="1"/>
+    <w:lsdException w:name="Table Grid" w:uiPriority="39"/>
+    <w:lsdException w:name="Table Theme" w:semiHidden="1" w:unhideWhenUsed="1"/>
+    <w:lsdException w:name="Placeholder Text" w:semiHidden="1"/>
+    <w:lsdException w:name="No Spacing" w:uiPriority="1" w:qFormat="1"/>
+    <w:lsdException w:name="Light Shading" w:uiPriority="60"/>
+    <w:lsdException w:name="Light List" w:uiPriority="61"/>
+    <w:lsdException w:name="Light Grid" w:uiPriority="62"/>
+    <w:lsdException w:name="Medium Shading 1" w:uiPriority="63"/>
+    <w:lsdException w:name="Medium Shading 2" w:uiPriority="64"/>
+    <w:lsdException w:name="Medium List 1" w:uiPriority="65"/>
+    <w:lsdException w:name="Medium List 2" w:uiPriority="66"/>
+    <w:lsdException w:name="Medium Grid 1" w:uiPriority="67"/>
+    <w:lsdException w:name="Medium Grid 2" w:uiPriority="68"/>
+    <w:lsdException w:name="Medium Grid 3" w:uiPriority="69"/>
+    <w:lsdException w:name="Dark List" w:uiPriority="70"/>
+    <w:lsdException w:name="Colorful Shading" w:uiPriority="71"/>
+    <w:lsdException w:name="Colorful List" w:uiPriority="72"/>
+    <w:lsdException w:name="Colorful Grid" w:uiPriority="73"/>
+    <w:lsdException w:name="Light Shading Accent 1" w:uiPriority="60"/>
+    <w:lsdException w:name="Light List Accent 1" w:uiPriority="61"/>
+    <w:lsdException w:name="Light Grid Accent 1" w:uiPriority="62"/>
+    <w:lsdException w:name="Medium Shading 1 Accent 1" w:uiPriority="63"/>
+    <w:lsdException w:name="Medium Shading 2 Accent 1" w:uiPriority="64"/>
+    <w:lsdException w:name="Medium List 1 Accent 1" w:uiPriority="65"/>
+    <w:lsdException w:name="Revision" w:semiHidden="1"/>
+    <w:lsdException w:name="List Paragraph" w:uiPriority="34" w:qFormat="1"/>
+    <w:lsdException w:name="Quote" w:uiPriority="29" w:qFormat="1"/>
+    <w:lsdException w:name="Intense Quote" w:uiPriority="30" w:qFormat="1"/>
+    <w:lsdException w:name="Medium List 2 Accent 1" w:uiPriority="66"/>
+    <w:lsdException w:name="Medium Grid 1 Accent 1" w:uiPriority="67"/>
+    <w:lsdException w:name="Medium Grid 2 Accent 1" w:uiPriority="68"/>
+    <w:lsdException w:name="Medium Grid 3 Accent 1" w:uiPriority="69"/>
+    <w:lsdException w:name="Dark List Accent 1" w:uiPriority="70"/>
+    <w:lsdException w:name="Colorful Shading Accent 1" w:uiPriority="71"/>
+    <w:lsdException w:name="Colorful List Accent 1" w:uiPriority="72"/>
+    <w:lsdException w:name="Colorful Grid Accent 1" w:uiPriority="73"/>
+    <w:lsdException w:name="Light Shading Accent 2" w:uiPriority="60"/>
+    <w:lsdException w:name="Light List Accent 2" w:uiPriority="61"/>
+    <w:lsdException w:name="Light Grid Accent 2" w:uiPriority="62"/>
+    <w:lsdException w:name="Medium Shading 1 Accent 2" w:uiPriority="63"/>
+    <w:lsdException w:name="Medium Shading 2 Accent 2" w:uiPriority="64"/>
+    <w:lsdException w:name="Medium List 1 Accent 2" w:uiPriority="65"/>
+    <w:lsdException w:name="Medium List 2 Accent 2" w:uiPriority="66"/>
+    <w:lsdException w:name="Medium Grid 1 Accent 2" w:uiPriority="67"/>
+    <w:lsdException w:name="Medium Grid 2 Accent 2" w:uiPriority="68"/>
+    <w:lsdException w:name="Medium Grid 3 Accent 2" w:uiPriority="69"/>
+    <w:lsdException w:name="Dark List Accent 2" w:uiPriority="70"/>
+    <w:lsdException w:name="Colorful Shading Accent 2" w:uiPriority="71"/>
+    <w:lsdException w:name="Colorful List Accent 2" w:uiPriority="72"/>
+    <w:lsdException w:name="Colorful Grid Accent 2" w:uiPriority="73"/>
+    <w:lsdException w:name="Light Shading Accent 3" w:uiPriority="60"/>
+    <w:lsdException w:name="Light List Accent 3" w:uiPriority="61"/>
+    <w:lsdException w:name="Light Grid Accent 3" w:uiPriority="62"/>
+    <w:lsdException w:name="Medium Shading 1 Accent 3" w:uiPriority="63"/>
+    <w:lsdException w:name="Medium Shading 2 Accent 3" w:uiPriority="64"/>
+    <w:lsdException w:name="Medium List 1 Accent 3" w:uiPriority="65"/>
+    <w:lsdException w:name="Medium List 2 Accent 3" w:uiPriority="66"/>
+    <w:lsdException w:name="Medium Grid 1 Accent 3" w:uiPriority="67"/>
+    <w:lsdException w:name="Medium Grid 2 Accent 3" w:uiPriority="68"/>
+    <w:lsdException w:name="Medium Grid 3 Accent 3" w:uiPriority="69"/>
+    <w:lsdException w:name="Dark List Accent 3" w:uiPriority="70"/>
+    <w:lsdException w:name="Colorful Shading Accent 3" w:uiPriority="71"/>
+    <w:lsdException w:name="Colorful List Accent 3" w:uiPriority="72"/>
+    <w:lsdException w:name="Colorful Grid Accent 3" w:uiPriority="73"/>
+    <w:lsdException w:name="Light Shading Accent 4" w:uiPriority="60"/>
+    <w:lsdException w:name="Light List Accent 4" w:uiPriority="61"/>
+    <w:lsdException w:name="Light Grid Accent 4" w:uiPriority="62"/>
+    <w:lsdException w:name="Medium Shading 1 Accent 4" w:uiPriority="63"/>
+    <w:lsdException w:name="Medium Shading 2 Accent 4" w:uiPriority="64"/>
+    <w:lsdException w:name="Medium List 1 Accent 4" w:uiPriority="65"/>
+    <w:lsdException w:name="Medium List 2 Accent 4" w:uiPriority="66"/>
+    <w:lsdException w:name="Medium Grid 1 Accent 4" w:uiPriority="67"/>
+    <w:lsdException w:name="Medium Grid 2 Accent 4" w:uiPriority="68"/>
+    <w:lsdException w:name="Medium Grid 3 Accent 4" w:uiPriority="69"/>
+    <w:lsdException w:name="Dark List Accent 4" w:uiPriority="70"/>
+    <w:lsdException w:name="Colorful Shading Accent 4" w:uiPriority="71"/>
+    <w:lsdException w:name="Colorful List Accent 4" w:uiPriority="72"/>
+    <w:lsdException w:name="Colorful Grid Accent 4" w:uiPriority="73"/>
+    <w:lsdException w:name="Light Shading Accent 5" w:uiPriority="60"/>
+    <w:lsdException w:name="Light List Accent 5" w:uiPriority="61"/>
+    <w:lsdException w:name="Light Grid Accent 5" w:uiPriority="62"/>
+    <w:lsdException w:name="Medium Shading 1 Accent 5" w:uiPriority="63"/>
+    <w:lsdException w:name="Medium Shading 2 Accent 5" w:uiPriority="64"/>
+    <w:lsdException w:name="Medium List 1 Accent 5" w:uiPriority="65"/>
+    <w:lsdException w:name="Medium List 2 Accent 5" w:uiPriority="66"/>
+    <w:lsdException w:name="Medium Grid 1 Accent 5" w:uiPriority="67"/>
+    <w:lsdException w:name="Medium Grid 2 Accent 5" w:uiPriority="68"/>
+    <w:lsdException w:name="Medium Grid 3 Accent 5" w:uiPriority="69"/>
+    <w:lsdException w:name="Dark List Accent 5" w:uiPriority="70"/>
+    <w:lsdException w:name="Colorful Shading Accent 5" w:uiPriority="71"/>
+    <w:lsdException w:name="Colorful List Accent 5" w:uiPriority="72"/>
+    <w:lsdException w:name="Colorful Grid Accent 5" w:uiPriority="73"/>
+    <w:lsdException w:name="Light Shading Accent 6" w:uiPriority="60"/>
+    <w:lsdException w:name="Light List Accent 6" w:uiPriority="61"/>
+    <w:lsdException w:name="Light Grid Accent 6" w:uiPriority="62"/>
+    <w:lsdException w:name="Medium Shading 1 Accent 6" w:uiPriority="63"/>
+    <w:lsdException w:name="Medium Shading 2 Accent 6" w:uiPriority="64"/>
+    <w:lsdException w:name="Medium List 1 Accent 6" w:uiPriority="65"/>
+    <w:lsdException w:name="Medium List 2 Accent 6" w:uiPriority="66"/>
+    <w:lsdException w:name="Medium Grid 1 Accent 6" w:uiPriority="67"/>
+    <w:lsdException w:name="Medium Grid 2 Accent 6" w:uiPriority="68"/>
+    <w:lsdException w:name="Medium Grid 3 Accent 6" w:uiPriority="69"/>
+    <w:lsdException w:name="Dark List Accent 6" w:uiPriority="70"/>
+    <w:lsdException w:name="Colorful Shading Accent 6" w:uiPriority="71"/>
+    <w:lsdException w:name="Colorful List Accent 6" w:uiPriority="72"/>
+    <w:lsdException w:name="Colorful Grid Accent 6" w:uiPriority="73"/>
+    <w:lsdException w:name="Subtle Emphasis" w:uiPriority="19" w:qFormat="1"/>
+    <w:lsdException w:name="Intense Emphasis" w:uiPriority="21" w:qFormat="1"/>
+    <w:lsdException w:name="Subtle Reference" w:uiPriority="31" w:qFormat="1"/>
+    <w:lsdException w:name="Intense Reference" w:uiPriority="32" w:qFormat="1"/>
+    <w:lsdException w:name="Book Title" w:uiPriority="33" w:qFormat="1"/>
+    <w:lsdException w:name="Bibliography" w:semiHidden="1" w:uiPriority="37" w:unhideWhenUsed="1"/>
+    <w:lsdException w:name="TOC Heading" w:semiHidden="1" w:uiPriority="39" w:unhideWhenUsed="1" w:qFormat="1"/>
+    <w:lsdException w:name="Plain Table 1" w:uiPriority="41"/>
+    <w:lsdException w:name="Plain Table 2" w:uiPriority="42"/>
+    <w:lsdException w:name="Plain Table 3" w:uiPriority="43"/>
+    <w:lsdException w:name="Plain Table 4" w:uiPriority="44"/>
+    <w:lsdException w:name="Plain Table 5" w:uiPriority="45"/>
+    <w:lsdException w:name="Grid Table Light" w:uiPriority="40"/>
+    <w:lsdException w:name="Grid Table 1 Light" w:uiPriority="46"/>
+    <w:lsdException w:name="Grid Table 2" w:uiPriority="47"/>
+    <w:lsdException w:name="Grid Table 3" w:uiPriority="48"/>
+    <w:lsdException w:name="Grid Table 4" w:uiPriority="49"/>
+    <w:lsdException w:name="Grid Table 5 Dark" w:uiPriority="50"/>
+    <w:lsdException w:name="Grid Table 6 Colorful" w:uiPriority="51"/>
+    <w:lsdException w:name="Grid Table 7 Colorful" w:uiPriority="52"/>
+    <w:lsdException w:name="Grid Table 1 Light Accent 1" w:uiPriority="46"/>
+    <w:lsdException w:name="Grid Table 2 Accent 1" w:uiPriority="47"/>
+    <w:lsdException w:name="Grid Table 3 Accent 1" w:uiPriority="48"/>
+    <w:lsdException w:name="Grid Table 4 Accent 1" w:uiPriority="49"/>
+    <w:lsdException w:name="Grid Table 5 Dark Accent 1" w:uiPriority="50"/>
+    <w:lsdException w:name="Grid Table 6 Colorful Accent 1" w:uiPriority="51"/>
+    <w:lsdException w:name="Grid Table 7 Colorful Accent 1" w:uiPriority="52"/>
+    <w:lsdException w:name="Grid Table 1 Light Accent 2" w:uiPriority="46"/>
+    <w:lsdException w:name="Grid Table 2 Accent 2" w:uiPriority="47"/>
+    <w:lsdException w:name="Grid Table 3 Accent 2" w:uiPriority="48"/>
+    <w:lsdException w:name="Grid Table 4 Accent 2" w:uiPriority="49"/>
+    <w:lsdException w:name="Grid Table 5 Dark Accent 2" w:uiPriority="50"/>
+    <w:lsdException w:name="Grid Table 6 Colorful Accent 2" w:uiPriority="51"/>
+    <w:lsdException w:name="Grid Table 7 Colorful Accent 2" w:uiPriority="52"/>
+    <w:lsdException w:name="Grid Table 1 Light Accent 3" w:uiPriority="46"/>
+    <w:lsdException w:name="Grid Table 2 Accent 3" w:uiPriority="47"/>
+    <w:lsdException w:name="Grid Table 3 Accent 3" w:uiPriority="48"/>
+    <w:lsdException w:name="Grid Table 4 Accent 3" w:uiPriority="49"/>
+    <w:lsdException w:name="Grid Table 5 Dark Accent 3" w:uiPriority="50"/>
+    <w:lsdException w:name="Grid Table 6 Colorful Accent 3" w:uiPriority="51"/>
+    <w:lsdException w:name="Grid Table 7 Colorful Accent 3" w:uiPriority="52"/>
+    <w:lsdException w:name="Grid Table 1 Light Accent 4" w:uiPriority="46"/>
+    <w:lsdException w:name="Grid Table 2 Accent 4" w:uiPriority="47"/>
+    <w:lsdException w:name="Grid Table 3 Accent 4" w:uiPriority="48"/>
+    <w:lsdException w:name="Grid Table 4 Accent 4" w:uiPriority="49"/>
+    <w:lsdException w:name="Grid Table 5 Dark Accent 4" w:uiPriority="50"/>
+    <w:lsdException w:name="Grid Table 6 Colorful Accent 4" w:uiPriority="51"/>
+    <w:lsdException w:name="Grid Table 7 Colorful Accent 4" w:uiPriority="52"/>
+    <w:lsdException w:name="Grid Table 1 Light Accent 5" w:uiPriority="46"/>
+    <w:lsdException w:name="Grid Table 2 Accent 5" w:uiPriority="47"/>
+    <w:lsdException w:name="Grid Table 3 Accent 5" w:uiPriority="48"/>
+    <w:lsdException w:name="Grid Table 4 Accent 5" w:uiPriority="49"/>
+    <w:lsdException w:name="Grid Table 5 Dark Accent 5" w:uiPriority="50"/>
+    <w:lsdException w:name="Grid Table 6 Colorful Accent 5" w:uiPriority="51"/>
+    <w:lsdException w:name="Grid Table 7 Colorful Accent 5" w:uiPriority="52"/>
+    <w:lsdException w:name="Grid Table 1 Light Accent 6" w:uiPriority="46"/>
+    <w:lsdException w:name="Grid Table 2 Accent 6" w:uiPriority="47"/>
+    <w:lsdException w:name="Grid Table 3 Accent 6" w:uiPriority="48"/>
+    <w:lsdException w:name="Grid Table 4 Accent 6" w:uiPriority="49"/>
+    <w:lsdException w:name="Grid Table 5 Dark Accent 6" w:uiPriority="50"/>
+    <w:lsdException w:name="Grid Table 6 Colorful Accent 6" w:uiPriority="51"/>
+    <w:lsdException w:name="Grid Table 7 Colorful Accent 6" w:uiPriority="52"/>
+    <w:lsdException w:name="List Table 1 Light" w:uiPriority="46"/>
+    <w:lsdException w:name="List Table 2" w:uiPriority="47"/>
+    <w:lsdException w:name="List Table 3" w:uiPriority="48"/>
+    <w:lsdException w:name="List Table 4" w:uiPriority="49"/>
+    <w:lsdException w:name="List Table 5 Dark" w:uiPriority="50"/>
+    <w:lsdException w:name="List Table 6 Colorful" w:uiPriority="51"/>
+    <w:lsdException w:name="List Table 7 Colorful" w:uiPriority="52"/>
+    <w:lsdException w:name="List Table 1 Light Accent 1" w:uiPriority="46"/>
+    <w:lsdException w:name="List Table 2 Accent 1" w:uiPriority="47"/>
+    <w:lsdException w:name="List Table 3 Accent 1" w:uiPriority="48"/>
+    <w:lsdException w:name="List Table 4 Accent 1" w:uiPriority="49"/>
+    <w:lsdException w:name="List Table 5 Dark Accent 1" w:uiPriority="50"/>
+    <w:lsdException w:name="List Table 6 Colorful Accent 1" w:uiPriority="51"/>
+    <w:lsdException w:name="List Table 7 Colorful Accent 1" w:uiPriority="52"/>
+    <w:lsdException w:name="List Table 1 Light Accent 2" w:uiPriority="46"/>
+    <w:lsdException w:name="List Table 2 Accent 2" w:uiPriority="47"/>
+    <w:lsdException w:name="List Table 3 Accent 2" w:uiPriority="48"/>
+    <w:lsdException w:name="List Table 4 Accent 2" w:uiPriority="49"/>
+    <w:lsdException w:name="List Table 5 Dark Accent 2" w:uiPriority="50"/>
+    <w:lsdException w:name="List Table 6 Colorful Accent 2" w:uiPriority="51"/>
+    <w:lsdException w:name="List Table 7 Colorful Accent 2" w:uiPriority="52"/>
+    <w:lsdException w:name="List Table 1 Light Accent 3" w:uiPriority="46"/>
+    <w:lsdException w:name="List Table 2 Accent 3" w:uiPriority="47"/>
+    <w:lsdException w:name="List Table 3 Accent 3" w:uiPriority="48"/>
+    <w:lsdException w:name="List Table 4 Accent 3" w:uiPriority="49"/>
+    <w:lsdException w:name="List Table 5 Dark Accent 3" w:uiPriority="50"/>
+    <w:lsdException w:name="List Table 6 Colorful Accent 3" w:uiPriority="51"/>
+    <w:lsdException w:name="List Table 7 Colorful Accent 3" w:uiPriority="52"/>
+    <w:lsdException w:name="List Table 1 Light Accent 4" w:uiPriority="46"/>
+    <w:lsdException w:name="List Table 2 Accent 4" w:uiPriority="47"/>
+    <w:lsdException w:name="List Table 3 Accent 4" w:uiPriority="48"/>
+    <w:lsdException w:name="List Table 4 Accent 4" w:uiPriority="49"/>
+    <w:lsdException w:name="List Table 5 Dark Accent 4" w:uiPriority="50"/>
+    <w:lsdException w:name="List Table 6 Colorful Accent 4" w:uiPriority="51"/>
+    <w:lsdException w:name="List Table 7 Colorful Accent 4" w:uiPriority="52"/>
+    <w:lsdException w:name="List Table 1 Light Accent 5" w:uiPriority="46"/>
+    <w:lsdException w:name="List Table 2 Accent 5" w:uiPriority="47"/>
+    <w:lsdException w:name="List Table 3 Accent 5" w:uiPriority="48"/>
+    <w:lsdException w:name="List Table 4 Accent 5" w:uiPriority="49"/>
+    <w:lsdException w:name="List Table 5 Dark Accent 5" w:uiPriority="50"/>
+    <w:lsdException w:name="List Table 6 Colorful Accent 5" w:uiPriority="51"/>
+    <w:lsdException w:name="List Table 7 Colorful Accent 5" w:uiPriority="52"/>
+    <w:lsdException w:name="List Table 1 Light Accent 6" w:uiPriority="46"/>
+    <w:lsdException w:name="List Table 2 Accent 6" w:uiPriority="47"/>
+    <w:lsdException w:name="List Table 3 Accent 6" w:uiPriority="48"/>
+    <w:lsdException w:name="List Table 4 Accent 6" w:uiPriority="49"/>
+    <w:lsdException w:name="List Table 5 Dark Accent 6" w:uiPriority="50"/>
+    <w:lsdException w:name="List Table 6 Colorful Accent 6" w:uiPriority="51"/>
+    <w:lsdException w:name="List Table 7 Colorful Accent 6" w:uiPriority="52"/>
+    <w:lsdException w:name="Mention" w:semiHidden="1" w:unhideWhenUsed="1"/>
+    <w:lsdException w:name="Smart Hyperlink" w:semiHidden="1" w:unhideWhenUsed="1"/>
+    <w:lsdException w:name="Hashtag" w:semiHidden="1" w:unhideWhenUsed="1"/>
+    <w:lsdException w:name="Unresolved Mention" w:semiHidden="1" w:unhideWhenUsed="1"/>
+    <w:lsdException w:name="Smart Link" w:semiHidden="1" w:unhideWhenUsed="1"/>
+  </w:latentStyles>
+  <w:style w:type="paragraph" w:default="1" w:styleId="Normal">
+    <w:name w:val="Normal"/>
+    <w:qFormat/>
   </w:style>
   <w:style w:type="paragraph" w:styleId="Heading1">
     <w:name w:val="heading 1"/>
     <w:basedOn w:val="Normal"/>
     <w:next w:val="Normal"/>
+    <w:uiPriority w:val="9"/>
+    <w:qFormat/>
     <w:pPr>
-      <w:keepNext w:val="1"/>
-      <w:keepLines w:val="1"/>
-      <w:pageBreakBefore w:val="0"/>
-      <w:spacing w:after="120" w:before="400" w:lineRule="auto"/>
+      <w:keepNext/>
+      <w:keepLines/>
+      <w:spacing w:before="400" w:after="120"/>
+      <w:outlineLvl w:val="0"/>
     </w:pPr>
     <w:rPr>
       <w:sz w:val="40"/>
@@ -2610,14 +2791,16 @@
     <w:name w:val="heading 2"/>
     <w:basedOn w:val="Normal"/>
     <w:next w:val="Normal"/>
+    <w:uiPriority w:val="9"/>
+    <w:unhideWhenUsed/>
+    <w:qFormat/>
     <w:pPr>
-      <w:keepNext w:val="1"/>
-      <w:keepLines w:val="1"/>
-      <w:pageBreakBefore w:val="0"/>
-      <w:spacing w:after="120" w:before="360" w:lineRule="auto"/>
+      <w:keepNext/>
+      <w:keepLines/>
+      <w:spacing w:before="360" w:after="120"/>
+      <w:outlineLvl w:val="1"/>
     </w:pPr>
     <w:rPr>
-      <w:b w:val="0"/>
       <w:sz w:val="32"/>
       <w:szCs w:val="32"/>
     </w:rPr>
@@ -2626,14 +2809,16 @@
     <w:name w:val="heading 3"/>
     <w:basedOn w:val="Normal"/>
     <w:next w:val="Normal"/>
+    <w:uiPriority w:val="9"/>
+    <w:unhideWhenUsed/>
+    <w:qFormat/>
     <w:pPr>
-      <w:keepNext w:val="1"/>
-      <w:keepLines w:val="1"/>
-      <w:pageBreakBefore w:val="0"/>
-      <w:spacing w:after="80" w:before="320" w:lineRule="auto"/>
+      <w:keepNext/>
+      <w:keepLines/>
+      <w:spacing w:before="320" w:after="80"/>
+      <w:outlineLvl w:val="2"/>
     </w:pPr>
     <w:rPr>
-      <w:b w:val="0"/>
       <w:color w:val="434343"/>
       <w:sz w:val="28"/>
       <w:szCs w:val="28"/>
@@ -2643,11 +2828,15 @@
     <w:name w:val="heading 4"/>
     <w:basedOn w:val="Normal"/>
     <w:next w:val="Normal"/>
+    <w:uiPriority w:val="9"/>
+    <w:semiHidden/>
+    <w:unhideWhenUsed/>
+    <w:qFormat/>
     <w:pPr>
-      <w:keepNext w:val="1"/>
-      <w:keepLines w:val="1"/>
-      <w:pageBreakBefore w:val="0"/>
-      <w:spacing w:after="80" w:before="280" w:lineRule="auto"/>
+      <w:keepNext/>
+      <w:keepLines/>
+      <w:spacing w:before="280" w:after="80"/>
+      <w:outlineLvl w:val="3"/>
     </w:pPr>
     <w:rPr>
       <w:color w:val="666666"/>
@@ -2659,44 +2848,87 @@
     <w:name w:val="heading 5"/>
     <w:basedOn w:val="Normal"/>
     <w:next w:val="Normal"/>
+    <w:uiPriority w:val="9"/>
+    <w:semiHidden/>
+    <w:unhideWhenUsed/>
+    <w:qFormat/>
     <w:pPr>
-      <w:keepNext w:val="1"/>
-      <w:keepLines w:val="1"/>
-      <w:pageBreakBefore w:val="0"/>
-      <w:spacing w:after="80" w:before="240" w:lineRule="auto"/>
+      <w:keepNext/>
+      <w:keepLines/>
+      <w:spacing w:before="240" w:after="80"/>
+      <w:outlineLvl w:val="4"/>
     </w:pPr>
     <w:rPr>
       <w:color w:val="666666"/>
-      <w:sz w:val="22"/>
-      <w:szCs w:val="22"/>
     </w:rPr>
   </w:style>
   <w:style w:type="paragraph" w:styleId="Heading6">
     <w:name w:val="heading 6"/>
     <w:basedOn w:val="Normal"/>
     <w:next w:val="Normal"/>
+    <w:uiPriority w:val="9"/>
+    <w:semiHidden/>
+    <w:unhideWhenUsed/>
+    <w:qFormat/>
     <w:pPr>
-      <w:keepNext w:val="1"/>
-      <w:keepLines w:val="1"/>
-      <w:pageBreakBefore w:val="0"/>
-      <w:spacing w:after="80" w:before="240" w:lineRule="auto"/>
+      <w:keepNext/>
+      <w:keepLines/>
+      <w:spacing w:before="240" w:after="80"/>
+      <w:outlineLvl w:val="5"/>
     </w:pPr>
     <w:rPr>
-      <w:i w:val="1"/>
+      <w:i/>
       <w:color w:val="666666"/>
-      <w:sz w:val="22"/>
-      <w:szCs w:val="22"/>
     </w:rPr>
+  </w:style>
+  <w:style w:type="character" w:default="1" w:styleId="DefaultParagraphFont">
+    <w:name w:val="Default Paragraph Font"/>
+    <w:uiPriority w:val="1"/>
+    <w:semiHidden/>
+    <w:unhideWhenUsed/>
+  </w:style>
+  <w:style w:type="table" w:default="1" w:styleId="TableNormal">
+    <w:name w:val="Normal Table"/>
+    <w:uiPriority w:val="99"/>
+    <w:semiHidden/>
+    <w:unhideWhenUsed/>
+    <w:tblPr>
+      <w:tblInd w:w="0" w:type="dxa"/>
+      <w:tblCellMar>
+        <w:top w:w="0" w:type="dxa"/>
+        <w:left w:w="108" w:type="dxa"/>
+        <w:bottom w:w="0" w:type="dxa"/>
+        <w:right w:w="108" w:type="dxa"/>
+      </w:tblCellMar>
+    </w:tblPr>
+  </w:style>
+  <w:style w:type="numbering" w:default="1" w:styleId="NoList">
+    <w:name w:val="No List"/>
+    <w:uiPriority w:val="99"/>
+    <w:semiHidden/>
+    <w:unhideWhenUsed/>
+  </w:style>
+  <w:style w:type="table" w:customStyle="1" w:styleId="TableNormal0">
+    <w:name w:val="TableNormal"/>
+    <w:tblPr>
+      <w:tblCellMar>
+        <w:top w:w="100" w:type="dxa"/>
+        <w:left w:w="100" w:type="dxa"/>
+        <w:bottom w:w="100" w:type="dxa"/>
+        <w:right w:w="100" w:type="dxa"/>
+      </w:tblCellMar>
+    </w:tblPr>
   </w:style>
   <w:style w:type="paragraph" w:styleId="Title">
     <w:name w:val="Title"/>
     <w:basedOn w:val="Normal"/>
     <w:next w:val="Normal"/>
+    <w:uiPriority w:val="10"/>
+    <w:qFormat/>
     <w:pPr>
-      <w:keepNext w:val="1"/>
-      <w:keepLines w:val="1"/>
-      <w:pageBreakBefore w:val="0"/>
-      <w:spacing w:after="60" w:before="0" w:lineRule="auto"/>
+      <w:keepNext/>
+      <w:keepLines/>
+      <w:spacing w:after="60"/>
     </w:pPr>
     <w:rPr>
       <w:sz w:val="52"/>
@@ -2707,15 +2939,14 @@
     <w:name w:val="Subtitle"/>
     <w:basedOn w:val="Normal"/>
     <w:next w:val="Normal"/>
+    <w:uiPriority w:val="11"/>
+    <w:qFormat/>
     <w:pPr>
-      <w:keepNext w:val="1"/>
-      <w:keepLines w:val="1"/>
-      <w:pageBreakBefore w:val="0"/>
-      <w:spacing w:after="320" w:before="0" w:lineRule="auto"/>
+      <w:keepNext/>
+      <w:keepLines/>
+      <w:spacing w:after="320"/>
     </w:pPr>
     <w:rPr>
-      <w:rFonts w:ascii="Arial" w:cs="Arial" w:eastAsia="Arial" w:hAnsi="Arial"/>
-      <w:i w:val="0"/>
       <w:color w:val="666666"/>
       <w:sz w:val="30"/>
       <w:szCs w:val="30"/>
